--- a/lessons/6-2/downloads/reveal/6.2-session-2-practice-form-b.docx
+++ b/lessons/6-2/downloads/reveal/6.2-session-2-practice-form-b.docx
@@ -15,7 +15,7 @@
         <w:rPr>
           <w:rFonts w:ascii="Avenir Next" w:hAnsi="Avenir Next" w:cs="Avenir Next" w:eastAsia="Avenir Next"/>
           <w:color w:val="1A1A1A"/>
-          <w:sz w:val="20"/>
+          <w:sz w:val="22"/>
           <w:szCs w:val="20"/>
         </w:rPr>
         <w:t xml:space="preserve">Name</w:t>
@@ -33,7 +33,7 @@
         <w:rPr>
           <w:rFonts w:ascii="Avenir Next" w:hAnsi="Avenir Next" w:cs="Avenir Next" w:eastAsia="Avenir Next"/>
           <w:color w:val="1A1A1A"/>
-          <w:sz w:val="20"/>
+          <w:sz w:val="22"/>
           <w:szCs w:val="20"/>
         </w:rPr>
         <w:t xml:space="preserve">   Date</w:t>
@@ -51,7 +51,7 @@
         <w:rPr>
           <w:rFonts w:ascii="Avenir Next" w:hAnsi="Avenir Next" w:cs="Avenir Next" w:eastAsia="Avenir Next"/>
           <w:color w:val="1A1A1A"/>
-          <w:sz w:val="20"/>
+          <w:sz w:val="22"/>
           <w:szCs w:val="20"/>
         </w:rPr>
         <w:t xml:space="preserve">   Period</w:t>
@@ -78,7 +78,7 @@
           <w:caps/>
           <w:color w:val="003A70"/>
           <w:spacing w:val="12"/>
-          <w:sz w:val="19"/>
+          <w:sz w:val="22"/>
           <w:szCs w:val="19"/>
         </w:rPr>
         <w:t xml:space="preserve">Lesson 6-2  ·  Session 2  ·  Practice  ·  Form B</w:t>
@@ -86,6 +86,7 @@
     </w:p>
     <w:p>
       <w:pPr>
+        <w:pStyle w:val="Heading1"/>
         <w:keepNext/>
         <w:spacing w:before="0" w:after="10" w:line="240" w:lineRule="auto"/>
       </w:pPr>
@@ -111,7 +112,7 @@
         <w:rPr>
           <w:rFonts w:ascii="Avenir Next" w:hAnsi="Avenir Next" w:cs="Avenir Next" w:eastAsia="Avenir Next"/>
           <w:color w:val="5A5F66"/>
-          <w:sz w:val="17"/>
+          <w:sz w:val="22"/>
           <w:szCs w:val="17"/>
         </w:rPr>
         <w:t xml:space="preserve">Learning target — I can divide mixed numbers by writing them as improper fractions first.</w:t>
@@ -128,7 +129,7 @@
     </w:p>
     <w:p>
       <w:pPr>
-        <w:spacing w:before="0" w:after="0" w:line="60" w:lineRule="auto"/>
+        <w:spacing w:before="0" w:after="0" w:line="50" w:lineRule="exact"/>
       </w:pPr>
     </w:p>
     <w:tbl>
@@ -167,6 +168,7 @@
           </w:tcPr>
           <w:p>
             <w:pPr>
+              <w:pStyle w:val="Heading2"/>
               <w:spacing w:before="0" w:after="40" w:line="264" w:lineRule="auto"/>
             </w:pPr>
             <w:r>
@@ -194,44 +196,44 @@
                 <w:rFonts w:ascii="Avenir Next" w:hAnsi="Avenir Next" w:cs="Avenir Next" w:eastAsia="Avenir Next"/>
                 <w:b/>
                 <w:color w:val="003A70"/>
+                <w:sz w:val="22"/>
+                <w:szCs w:val="18"/>
+              </w:rPr>
+              <w:t xml:space="preserve">•</w:t>
+            </w:r>
+            <w:r>
+              <w:rPr>
+                <w:rFonts w:ascii="Avenir Next" w:hAnsi="Avenir Next" w:cs="Avenir Next" w:eastAsia="Avenir Next"/>
+                <w:color w:val="1A1A1A"/>
                 <w:sz w:val="18"/>
                 <w:szCs w:val="18"/>
               </w:rPr>
-              <w:t xml:space="preserve">•</w:t>
-            </w:r>
-            <w:r>
-              <w:rPr>
-                <w:rFonts w:ascii="Avenir Next" w:hAnsi="Avenir Next" w:cs="Avenir Next" w:eastAsia="Avenir Next"/>
-                <w:color w:val="1A1A1A"/>
-                <w:sz w:val="18"/>
+              <w:tab/>
+            </w:r>
+            <w:r>
+              <w:rPr>
+                <w:rFonts w:ascii="Avenir Next" w:hAnsi="Avenir Next" w:cs="Avenir Next" w:eastAsia="Avenir Next"/>
+                <w:color w:val="1A1A1A"/>
+                <w:sz w:val="22"/>
                 <w:szCs w:val="18"/>
               </w:rPr>
-              <w:tab/>
-            </w:r>
-            <w:r>
-              <w:rPr>
-                <w:rFonts w:ascii="Avenir Next" w:hAnsi="Avenir Next" w:cs="Avenir Next" w:eastAsia="Avenir Next"/>
-                <w:color w:val="1A1A1A"/>
-                <w:sz w:val="18"/>
+              <w:t xml:space="preserve">Write each mixed number as an </w:t>
+            </w:r>
+            <w:r>
+              <w:rPr>
+                <w:rFonts w:ascii="Avenir Next" w:hAnsi="Avenir Next" w:cs="Avenir Next" w:eastAsia="Avenir Next"/>
+                <w:b/>
+                <w:color w:val="1A1A1A"/>
+                <w:sz w:val="22"/>
                 <w:szCs w:val="18"/>
               </w:rPr>
-              <w:t xml:space="preserve">Write each mixed number as an </w:t>
-            </w:r>
-            <w:r>
-              <w:rPr>
-                <w:rFonts w:ascii="Avenir Next" w:hAnsi="Avenir Next" w:cs="Avenir Next" w:eastAsia="Avenir Next"/>
-                <w:b/>
-                <w:color w:val="1A1A1A"/>
-                <w:sz w:val="18"/>
-                <w:szCs w:val="18"/>
-              </w:rPr>
               <w:t xml:space="preserve">improper fraction</w:t>
             </w:r>
             <w:r>
               <w:rPr>
                 <w:rFonts w:ascii="Avenir Next" w:hAnsi="Avenir Next" w:cs="Avenir Next" w:eastAsia="Avenir Next"/>
                 <w:color w:val="1A1A1A"/>
-                <w:sz w:val="18"/>
+                <w:sz w:val="22"/>
                 <w:szCs w:val="18"/>
               </w:rPr>
               <w:t xml:space="preserve">: 2 3/4 = (2 × 4 + 3)/4 = 11/4.</w:t>
@@ -250,44 +252,44 @@
                 <w:rFonts w:ascii="Avenir Next" w:hAnsi="Avenir Next" w:cs="Avenir Next" w:eastAsia="Avenir Next"/>
                 <w:b/>
                 <w:color w:val="003A70"/>
+                <w:sz w:val="22"/>
+                <w:szCs w:val="18"/>
+              </w:rPr>
+              <w:t xml:space="preserve">•</w:t>
+            </w:r>
+            <w:r>
+              <w:rPr>
+                <w:rFonts w:ascii="Avenir Next" w:hAnsi="Avenir Next" w:cs="Avenir Next" w:eastAsia="Avenir Next"/>
+                <w:color w:val="1A1A1A"/>
                 <w:sz w:val="18"/>
                 <w:szCs w:val="18"/>
               </w:rPr>
-              <w:t xml:space="preserve">•</w:t>
-            </w:r>
-            <w:r>
-              <w:rPr>
-                <w:rFonts w:ascii="Avenir Next" w:hAnsi="Avenir Next" w:cs="Avenir Next" w:eastAsia="Avenir Next"/>
-                <w:color w:val="1A1A1A"/>
-                <w:sz w:val="18"/>
+              <w:tab/>
+            </w:r>
+            <w:r>
+              <w:rPr>
+                <w:rFonts w:ascii="Avenir Next" w:hAnsi="Avenir Next" w:cs="Avenir Next" w:eastAsia="Avenir Next"/>
+                <w:color w:val="1A1A1A"/>
+                <w:sz w:val="22"/>
                 <w:szCs w:val="18"/>
               </w:rPr>
-              <w:tab/>
-            </w:r>
-            <w:r>
-              <w:rPr>
-                <w:rFonts w:ascii="Avenir Next" w:hAnsi="Avenir Next" w:cs="Avenir Next" w:eastAsia="Avenir Next"/>
-                <w:color w:val="1A1A1A"/>
-                <w:sz w:val="18"/>
+              <w:t xml:space="preserve">Then </w:t>
+            </w:r>
+            <w:r>
+              <w:rPr>
+                <w:rFonts w:ascii="Avenir Next" w:hAnsi="Avenir Next" w:cs="Avenir Next" w:eastAsia="Avenir Next"/>
+                <w:b/>
+                <w:color w:val="1A1A1A"/>
+                <w:sz w:val="22"/>
                 <w:szCs w:val="18"/>
               </w:rPr>
-              <w:t xml:space="preserve">Then </w:t>
-            </w:r>
-            <w:r>
-              <w:rPr>
-                <w:rFonts w:ascii="Avenir Next" w:hAnsi="Avenir Next" w:cs="Avenir Next" w:eastAsia="Avenir Next"/>
-                <w:b/>
-                <w:color w:val="1A1A1A"/>
-                <w:sz w:val="18"/>
-                <w:szCs w:val="18"/>
-              </w:rPr>
               <w:t xml:space="preserve">multiply by the reciprocal</w:t>
             </w:r>
             <w:r>
               <w:rPr>
                 <w:rFonts w:ascii="Avenir Next" w:hAnsi="Avenir Next" w:cs="Avenir Next" w:eastAsia="Avenir Next"/>
                 <w:color w:val="1A1A1A"/>
-                <w:sz w:val="18"/>
+                <w:sz w:val="22"/>
                 <w:szCs w:val="18"/>
               </w:rPr>
               <w:t xml:space="preserve"> of the divisor.</w:t>
@@ -306,44 +308,44 @@
                 <w:rFonts w:ascii="Avenir Next" w:hAnsi="Avenir Next" w:cs="Avenir Next" w:eastAsia="Avenir Next"/>
                 <w:b/>
                 <w:color w:val="003A70"/>
+                <w:sz w:val="22"/>
+                <w:szCs w:val="18"/>
+              </w:rPr>
+              <w:t xml:space="preserve">•</w:t>
+            </w:r>
+            <w:r>
+              <w:rPr>
+                <w:rFonts w:ascii="Avenir Next" w:hAnsi="Avenir Next" w:cs="Avenir Next" w:eastAsia="Avenir Next"/>
+                <w:color w:val="1A1A1A"/>
                 <w:sz w:val="18"/>
                 <w:szCs w:val="18"/>
               </w:rPr>
-              <w:t xml:space="preserve">•</w:t>
-            </w:r>
-            <w:r>
-              <w:rPr>
-                <w:rFonts w:ascii="Avenir Next" w:hAnsi="Avenir Next" w:cs="Avenir Next" w:eastAsia="Avenir Next"/>
-                <w:color w:val="1A1A1A"/>
-                <w:sz w:val="18"/>
+              <w:tab/>
+            </w:r>
+            <w:r>
+              <w:rPr>
+                <w:rFonts w:ascii="Avenir Next" w:hAnsi="Avenir Next" w:cs="Avenir Next" w:eastAsia="Avenir Next"/>
+                <w:color w:val="1A1A1A"/>
+                <w:sz w:val="22"/>
                 <w:szCs w:val="18"/>
               </w:rPr>
-              <w:tab/>
-            </w:r>
-            <w:r>
-              <w:rPr>
-                <w:rFonts w:ascii="Avenir Next" w:hAnsi="Avenir Next" w:cs="Avenir Next" w:eastAsia="Avenir Next"/>
-                <w:color w:val="1A1A1A"/>
-                <w:sz w:val="18"/>
+              <w:t xml:space="preserve">Simplify. Write an improper answer as a </w:t>
+            </w:r>
+            <w:r>
+              <w:rPr>
+                <w:rFonts w:ascii="Avenir Next" w:hAnsi="Avenir Next" w:cs="Avenir Next" w:eastAsia="Avenir Next"/>
+                <w:b/>
+                <w:color w:val="1A1A1A"/>
+                <w:sz w:val="22"/>
                 <w:szCs w:val="18"/>
               </w:rPr>
-              <w:t xml:space="preserve">Simplify. Write an improper answer as a </w:t>
-            </w:r>
-            <w:r>
-              <w:rPr>
-                <w:rFonts w:ascii="Avenir Next" w:hAnsi="Avenir Next" w:cs="Avenir Next" w:eastAsia="Avenir Next"/>
-                <w:b/>
-                <w:color w:val="1A1A1A"/>
-                <w:sz w:val="18"/>
-                <w:szCs w:val="18"/>
-              </w:rPr>
               <w:t xml:space="preserve">mixed number</w:t>
             </w:r>
             <w:r>
               <w:rPr>
                 <w:rFonts w:ascii="Avenir Next" w:hAnsi="Avenir Next" w:cs="Avenir Next" w:eastAsia="Avenir Next"/>
                 <w:color w:val="1A1A1A"/>
-                <w:sz w:val="18"/>
+                <w:sz w:val="22"/>
                 <w:szCs w:val="18"/>
               </w:rPr>
               <w:t xml:space="preserve">.</w:t>
@@ -358,6 +360,7 @@
           </w:tcPr>
           <w:p>
             <w:pPr>
+              <w:pStyle w:val="Heading2"/>
               <w:spacing w:before="0" w:after="40" w:line="264" w:lineRule="auto"/>
             </w:pPr>
             <w:r>
@@ -380,7 +383,7 @@
               <w:rPr>
                 <w:rFonts w:ascii="Avenir Next" w:hAnsi="Avenir Next" w:cs="Avenir Next" w:eastAsia="Avenir Next"/>
                 <w:color w:val="1A1A1A"/>
-                <w:sz w:val="17"/>
+                <w:sz w:val="22"/>
                 <w:szCs w:val="17"/>
               </w:rPr>
               <w:t xml:space="preserve">A ribbon is 6 3/4 meters long. Each bow uses 2 1/4 meters. How many bows can be made?</w:t>
@@ -399,25 +402,25 @@
                 <w:rFonts w:ascii="Avenir Next" w:hAnsi="Avenir Next" w:cs="Avenir Next" w:eastAsia="Avenir Next"/>
                 <w:b/>
                 <w:color w:val="003A70"/>
+                <w:sz w:val="22"/>
+                <w:szCs w:val="17"/>
+              </w:rPr>
+              <w:t xml:space="preserve">Step 1</w:t>
+            </w:r>
+            <w:r>
+              <w:rPr>
+                <w:rFonts w:ascii="Avenir Next" w:hAnsi="Avenir Next" w:cs="Avenir Next" w:eastAsia="Avenir Next"/>
+                <w:color w:val="1A1A1A"/>
                 <w:sz w:val="17"/>
                 <w:szCs w:val="17"/>
               </w:rPr>
-              <w:t xml:space="preserve">Step 1</w:t>
-            </w:r>
-            <w:r>
-              <w:rPr>
-                <w:rFonts w:ascii="Avenir Next" w:hAnsi="Avenir Next" w:cs="Avenir Next" w:eastAsia="Avenir Next"/>
-                <w:color w:val="1A1A1A"/>
-                <w:sz w:val="17"/>
-                <w:szCs w:val="17"/>
-              </w:rPr>
               <w:tab/>
             </w:r>
             <w:r>
               <w:rPr>
                 <w:rFonts w:ascii="Avenir Next" w:hAnsi="Avenir Next" w:cs="Avenir Next" w:eastAsia="Avenir Next"/>
                 <w:color w:val="1A1A1A"/>
-                <w:sz w:val="17"/>
+                <w:sz w:val="22"/>
                 <w:szCs w:val="17"/>
               </w:rPr>
               <w:t xml:space="preserve">Convert: 6 3/4 = 27/4 and 2 1/4 = 9/4.</w:t>
@@ -436,25 +439,25 @@
                 <w:rFonts w:ascii="Avenir Next" w:hAnsi="Avenir Next" w:cs="Avenir Next" w:eastAsia="Avenir Next"/>
                 <w:b/>
                 <w:color w:val="003A70"/>
+                <w:sz w:val="22"/>
+                <w:szCs w:val="17"/>
+              </w:rPr>
+              <w:t xml:space="preserve">Step 2</w:t>
+            </w:r>
+            <w:r>
+              <w:rPr>
+                <w:rFonts w:ascii="Avenir Next" w:hAnsi="Avenir Next" w:cs="Avenir Next" w:eastAsia="Avenir Next"/>
+                <w:color w:val="1A1A1A"/>
                 <w:sz w:val="17"/>
                 <w:szCs w:val="17"/>
               </w:rPr>
-              <w:t xml:space="preserve">Step 2</w:t>
-            </w:r>
-            <w:r>
-              <w:rPr>
-                <w:rFonts w:ascii="Avenir Next" w:hAnsi="Avenir Next" w:cs="Avenir Next" w:eastAsia="Avenir Next"/>
-                <w:color w:val="1A1A1A"/>
-                <w:sz w:val="17"/>
-                <w:szCs w:val="17"/>
-              </w:rPr>
               <w:tab/>
             </w:r>
             <w:r>
               <w:rPr>
                 <w:rFonts w:ascii="Avenir Next" w:hAnsi="Avenir Next" w:cs="Avenir Next" w:eastAsia="Avenir Next"/>
                 <w:color w:val="1A1A1A"/>
-                <w:sz w:val="17"/>
+                <w:sz w:val="22"/>
                 <w:szCs w:val="17"/>
               </w:rPr>
               <w:t xml:space="preserve">Multiply by the reciprocal: 27/4 × 4/9 = 108/36.</w:t>
@@ -473,25 +476,25 @@
                 <w:rFonts w:ascii="Avenir Next" w:hAnsi="Avenir Next" w:cs="Avenir Next" w:eastAsia="Avenir Next"/>
                 <w:b/>
                 <w:color w:val="003A70"/>
+                <w:sz w:val="22"/>
+                <w:szCs w:val="17"/>
+              </w:rPr>
+              <w:t xml:space="preserve">Step 3</w:t>
+            </w:r>
+            <w:r>
+              <w:rPr>
+                <w:rFonts w:ascii="Avenir Next" w:hAnsi="Avenir Next" w:cs="Avenir Next" w:eastAsia="Avenir Next"/>
+                <w:color w:val="1A1A1A"/>
                 <w:sz w:val="17"/>
                 <w:szCs w:val="17"/>
               </w:rPr>
-              <w:t xml:space="preserve">Step 3</w:t>
-            </w:r>
-            <w:r>
-              <w:rPr>
-                <w:rFonts w:ascii="Avenir Next" w:hAnsi="Avenir Next" w:cs="Avenir Next" w:eastAsia="Avenir Next"/>
-                <w:color w:val="1A1A1A"/>
-                <w:sz w:val="17"/>
-                <w:szCs w:val="17"/>
-              </w:rPr>
               <w:tab/>
             </w:r>
             <w:r>
               <w:rPr>
                 <w:rFonts w:ascii="Avenir Next" w:hAnsi="Avenir Next" w:cs="Avenir Next" w:eastAsia="Avenir Next"/>
                 <w:color w:val="1A1A1A"/>
-                <w:sz w:val="17"/>
+                <w:sz w:val="22"/>
                 <w:szCs w:val="17"/>
               </w:rPr>
               <w:t xml:space="preserve">Simplify: 108/36 = 3. Check: 3 × 2 1/4 = 6 3/4.</w:t>
@@ -510,18 +513,18 @@
                 <w:rFonts w:ascii="Avenir Next" w:hAnsi="Avenir Next" w:cs="Avenir Next" w:eastAsia="Avenir Next"/>
                 <w:b/>
                 <w:color w:val="1A1A1A"/>
+                <w:sz w:val="22"/>
+                <w:szCs w:val="17"/>
+              </w:rPr>
+              <w:t xml:space="preserve">Answer</w:t>
+            </w:r>
+            <w:r>
+              <w:rPr>
+                <w:rFonts w:ascii="Avenir Next" w:hAnsi="Avenir Next" w:cs="Avenir Next" w:eastAsia="Avenir Next"/>
+                <w:color w:val="1A1A1A"/>
                 <w:sz w:val="17"/>
                 <w:szCs w:val="17"/>
               </w:rPr>
-              <w:t xml:space="preserve">Answer</w:t>
-            </w:r>
-            <w:r>
-              <w:rPr>
-                <w:rFonts w:ascii="Avenir Next" w:hAnsi="Avenir Next" w:cs="Avenir Next" w:eastAsia="Avenir Next"/>
-                <w:color w:val="1A1A1A"/>
-                <w:sz w:val="17"/>
-                <w:szCs w:val="17"/>
-              </w:rPr>
               <w:tab/>
             </w:r>
             <w:r>
@@ -529,7 +532,7 @@
                 <w:rFonts w:ascii="Avenir Next" w:hAnsi="Avenir Next" w:cs="Avenir Next" w:eastAsia="Avenir Next"/>
                 <w:b/>
                 <w:color w:val="1A1A1A"/>
-                <w:sz w:val="17"/>
+                <w:sz w:val="22"/>
                 <w:szCs w:val="17"/>
               </w:rPr>
               <w:t xml:space="preserve">3 bows</w:t>
@@ -558,7 +561,7 @@
           <w:rFonts w:ascii="Avenir Next" w:hAnsi="Avenir Next" w:cs="Avenir Next" w:eastAsia="Avenir Next"/>
           <w:b/>
           <w:color w:val="1A1A1A"/>
-          <w:sz w:val="17"/>
+          <w:sz w:val="22"/>
           <w:szCs w:val="17"/>
         </w:rPr>
         <w:t xml:space="preserve">mixed number</w:t>
@@ -568,7 +571,7 @@
           <w:rFonts w:ascii="Avenir Next" w:hAnsi="Avenir Next" w:cs="Avenir Next" w:eastAsia="Avenir Next"/>
           <w:i/>
           <w:color w:val="5A5F66"/>
-          <w:sz w:val="17"/>
+          <w:sz w:val="22"/>
           <w:szCs w:val="17"/>
         </w:rPr>
         <w:t xml:space="preserve"> (número mixto)</w:t>
@@ -577,7 +580,7 @@
         <w:rPr>
           <w:rFonts w:ascii="Avenir Next" w:hAnsi="Avenir Next" w:cs="Avenir Next" w:eastAsia="Avenir Next"/>
           <w:color w:val="5A5F66"/>
-          <w:sz w:val="17"/>
+          <w:sz w:val="22"/>
           <w:szCs w:val="17"/>
         </w:rPr>
         <w:t xml:space="preserve">   ·   </w:t>
@@ -587,7 +590,7 @@
           <w:rFonts w:ascii="Avenir Next" w:hAnsi="Avenir Next" w:cs="Avenir Next" w:eastAsia="Avenir Next"/>
           <w:b/>
           <w:color w:val="1A1A1A"/>
-          <w:sz w:val="17"/>
+          <w:sz w:val="22"/>
           <w:szCs w:val="17"/>
         </w:rPr>
         <w:t xml:space="preserve">improper fraction</w:t>
@@ -597,7 +600,7 @@
           <w:rFonts w:ascii="Avenir Next" w:hAnsi="Avenir Next" w:cs="Avenir Next" w:eastAsia="Avenir Next"/>
           <w:i/>
           <w:color w:val="5A5F66"/>
-          <w:sz w:val="17"/>
+          <w:sz w:val="22"/>
           <w:szCs w:val="17"/>
         </w:rPr>
         <w:t xml:space="preserve"> (fracción impropia)</w:t>
@@ -606,7 +609,7 @@
         <w:rPr>
           <w:rFonts w:ascii="Avenir Next" w:hAnsi="Avenir Next" w:cs="Avenir Next" w:eastAsia="Avenir Next"/>
           <w:color w:val="5A5F66"/>
-          <w:sz w:val="17"/>
+          <w:sz w:val="22"/>
           <w:szCs w:val="17"/>
         </w:rPr>
         <w:t xml:space="preserve">   ·   </w:t>
@@ -616,7 +619,7 @@
           <w:rFonts w:ascii="Avenir Next" w:hAnsi="Avenir Next" w:cs="Avenir Next" w:eastAsia="Avenir Next"/>
           <w:b/>
           <w:color w:val="1A1A1A"/>
-          <w:sz w:val="17"/>
+          <w:sz w:val="22"/>
           <w:szCs w:val="17"/>
         </w:rPr>
         <w:t xml:space="preserve">simplify</w:t>
@@ -626,7 +629,7 @@
           <w:rFonts w:ascii="Avenir Next" w:hAnsi="Avenir Next" w:cs="Avenir Next" w:eastAsia="Avenir Next"/>
           <w:i/>
           <w:color w:val="5A5F66"/>
-          <w:sz w:val="17"/>
+          <w:sz w:val="22"/>
           <w:szCs w:val="17"/>
         </w:rPr>
         <w:t xml:space="preserve"> (simplificar)</w:t>
@@ -634,6 +637,7 @@
     </w:p>
     <w:p>
       <w:pPr>
+        <w:pStyle w:val="Heading2"/>
         <w:keepNext/>
         <w:pBdr>
           <w:bottom w:val="single" w:sz="8" w:space="3" w:color="003A70"/>
@@ -649,7 +653,7 @@
           <w:b/>
           <w:color w:val="003A70"/>
           <w:spacing w:val="14"/>
-          <w:sz w:val="19"/>
+          <w:sz w:val="22"/>
           <w:szCs w:val="19"/>
         </w:rPr>
         <w:t xml:space="preserve">PRACTICE</w:t>
@@ -668,7 +672,7 @@
           <w:rFonts w:ascii="Avenir Next" w:hAnsi="Avenir Next" w:cs="Avenir Next" w:eastAsia="Avenir Next"/>
           <w:i/>
           <w:color w:val="5A5F66"/>
-          <w:sz w:val="17"/>
+          <w:sz w:val="22"/>
           <w:szCs w:val="17"/>
         </w:rPr>
         <w:t xml:space="preserve">show your work · label units</w:t>
@@ -676,7 +680,7 @@
     </w:p>
     <w:p>
       <w:pPr>
-        <w:spacing w:before="0" w:after="0" w:line="20" w:lineRule="exact"/>
+        <w:spacing w:before="0" w:after="0" w:line="50" w:lineRule="exact"/>
       </w:pPr>
     </w:p>
     <w:tbl>
@@ -726,25 +730,25 @@
                 <w:rFonts w:ascii="Avenir Next" w:hAnsi="Avenir Next" w:cs="Avenir Next" w:eastAsia="Avenir Next"/>
                 <w:b/>
                 <w:color w:val="1A1A1A"/>
+                <w:sz w:val="22"/>
+                <w:szCs w:val="20"/>
+              </w:rPr>
+              <w:t xml:space="preserve">1.</w:t>
+            </w:r>
+            <w:r>
+              <w:rPr>
+                <w:rFonts w:ascii="Avenir Next" w:hAnsi="Avenir Next" w:cs="Avenir Next" w:eastAsia="Avenir Next"/>
+                <w:color w:val="1A1A1A"/>
                 <w:sz w:val="20"/>
                 <w:szCs w:val="20"/>
               </w:rPr>
-              <w:t xml:space="preserve">1.</w:t>
-            </w:r>
-            <w:r>
-              <w:rPr>
-                <w:rFonts w:ascii="Avenir Next" w:hAnsi="Avenir Next" w:cs="Avenir Next" w:eastAsia="Avenir Next"/>
-                <w:color w:val="1A1A1A"/>
-                <w:sz w:val="20"/>
-                <w:szCs w:val="20"/>
-              </w:rPr>
               <w:tab/>
             </w:r>
             <w:r>
               <w:rPr>
                 <w:rFonts w:ascii="Avenir Next" w:hAnsi="Avenir Next" w:cs="Avenir Next" w:eastAsia="Avenir Next"/>
                 <w:color w:val="1A1A1A"/>
-                <w:sz w:val="20"/>
+                <w:sz w:val="22"/>
                 <w:szCs w:val="20"/>
               </w:rPr>
               <w:t xml:space="preserve">Divide. Write each quotient in simplest form.</w:t>
@@ -800,7 +804,7 @@
                       <w:rFonts w:ascii="Avenir Next" w:hAnsi="Avenir Next" w:cs="Avenir Next" w:eastAsia="Avenir Next"/>
                       <w:b/>
                       <w:color w:val="003A70"/>
-                      <w:sz w:val="20"/>
+                      <w:sz w:val="22"/>
                       <w:szCs w:val="20"/>
                     </w:rPr>
                     <w:t xml:space="preserve">a.</w:t>
@@ -818,7 +822,7 @@
                     <w:rPr>
                       <w:rFonts w:ascii="Avenir Next" w:hAnsi="Avenir Next" w:cs="Avenir Next" w:eastAsia="Avenir Next"/>
                       <w:color w:val="1A1A1A"/>
-                      <w:sz w:val="20"/>
+                      <w:sz w:val="22"/>
                       <w:szCs w:val="20"/>
                     </w:rPr>
                     <w:t xml:space="preserve">4 2/3 ÷ 1 1/6 =</w:t>
@@ -862,7 +866,7 @@
                       <w:rFonts w:ascii="Avenir Next" w:hAnsi="Avenir Next" w:cs="Avenir Next" w:eastAsia="Avenir Next"/>
                       <w:b/>
                       <w:color w:val="003A70"/>
-                      <w:sz w:val="20"/>
+                      <w:sz w:val="22"/>
                       <w:szCs w:val="20"/>
                     </w:rPr>
                     <w:t xml:space="preserve">b.</w:t>
@@ -880,7 +884,7 @@
                     <w:rPr>
                       <w:rFonts w:ascii="Avenir Next" w:hAnsi="Avenir Next" w:cs="Avenir Next" w:eastAsia="Avenir Next"/>
                       <w:color w:val="1A1A1A"/>
-                      <w:sz w:val="20"/>
+                      <w:sz w:val="22"/>
                       <w:szCs w:val="20"/>
                     </w:rPr>
                     <w:t xml:space="preserve">2 5/8 ÷ 7/8 =</w:t>
@@ -924,7 +928,7 @@
                       <w:rFonts w:ascii="Avenir Next" w:hAnsi="Avenir Next" w:cs="Avenir Next" w:eastAsia="Avenir Next"/>
                       <w:b/>
                       <w:color w:val="003A70"/>
-                      <w:sz w:val="20"/>
+                      <w:sz w:val="22"/>
                       <w:szCs w:val="20"/>
                     </w:rPr>
                     <w:t xml:space="preserve">c.</w:t>
@@ -942,7 +946,7 @@
                     <w:rPr>
                       <w:rFonts w:ascii="Avenir Next" w:hAnsi="Avenir Next" w:cs="Avenir Next" w:eastAsia="Avenir Next"/>
                       <w:color w:val="1A1A1A"/>
-                      <w:sz w:val="20"/>
+                      <w:sz w:val="22"/>
                       <w:szCs w:val="20"/>
                     </w:rPr>
                     <w:t xml:space="preserve">6 1/4 ÷ 1 1/4 =</w:t>
@@ -992,7 +996,7 @@
                       <w:rFonts w:ascii="Avenir Next" w:hAnsi="Avenir Next" w:cs="Avenir Next" w:eastAsia="Avenir Next"/>
                       <w:b/>
                       <w:color w:val="003A70"/>
-                      <w:sz w:val="20"/>
+                      <w:sz w:val="22"/>
                       <w:szCs w:val="20"/>
                     </w:rPr>
                     <w:t xml:space="preserve">d.</w:t>
@@ -1010,7 +1014,7 @@
                     <w:rPr>
                       <w:rFonts w:ascii="Avenir Next" w:hAnsi="Avenir Next" w:cs="Avenir Next" w:eastAsia="Avenir Next"/>
                       <w:color w:val="1A1A1A"/>
-                      <w:sz w:val="20"/>
+                      <w:sz w:val="22"/>
                       <w:szCs w:val="20"/>
                     </w:rPr>
                     <w:t xml:space="preserve">3 1/3 ÷ 1/4 =</w:t>
@@ -1054,7 +1058,7 @@
                       <w:rFonts w:ascii="Avenir Next" w:hAnsi="Avenir Next" w:cs="Avenir Next" w:eastAsia="Avenir Next"/>
                       <w:b/>
                       <w:color w:val="003A70"/>
-                      <w:sz w:val="20"/>
+                      <w:sz w:val="22"/>
                       <w:szCs w:val="20"/>
                     </w:rPr>
                     <w:t xml:space="preserve">e.</w:t>
@@ -1072,7 +1076,7 @@
                     <w:rPr>
                       <w:rFonts w:ascii="Avenir Next" w:hAnsi="Avenir Next" w:cs="Avenir Next" w:eastAsia="Avenir Next"/>
                       <w:color w:val="1A1A1A"/>
-                      <w:sz w:val="20"/>
+                      <w:sz w:val="22"/>
                       <w:szCs w:val="20"/>
                     </w:rPr>
                     <w:t xml:space="preserve">2 1/4 ÷ 4 1/2 =</w:t>
@@ -1116,7 +1120,7 @@
                       <w:rFonts w:ascii="Avenir Next" w:hAnsi="Avenir Next" w:cs="Avenir Next" w:eastAsia="Avenir Next"/>
                       <w:b/>
                       <w:color w:val="003A70"/>
-                      <w:sz w:val="20"/>
+                      <w:sz w:val="22"/>
                       <w:szCs w:val="20"/>
                     </w:rPr>
                     <w:t xml:space="preserve">f.</w:t>
@@ -1134,7 +1138,7 @@
                     <w:rPr>
                       <w:rFonts w:ascii="Avenir Next" w:hAnsi="Avenir Next" w:cs="Avenir Next" w:eastAsia="Avenir Next"/>
                       <w:color w:val="1A1A1A"/>
-                      <w:sz w:val="20"/>
+                      <w:sz w:val="22"/>
                       <w:szCs w:val="20"/>
                     </w:rPr>
                     <w:t xml:space="preserve">3 3/5 ÷ 6 =</w:t>
@@ -1164,7 +1168,7 @@
           </w:tbl>
           <w:p>
             <w:pPr>
-              <w:spacing w:before="0" w:after="0" w:line="24" w:lineRule="auto"/>
+              <w:spacing w:before="0" w:after="0" w:line="50" w:lineRule="exact"/>
             </w:pPr>
           </w:p>
         </w:tc>
@@ -1172,12 +1176,12 @@
     </w:tbl>
     <w:p>
       <w:pPr>
-        <w:spacing w:before="0" w:after="0" w:line="20" w:lineRule="exact"/>
+        <w:spacing w:before="0" w:after="0" w:line="50" w:lineRule="exact"/>
       </w:pPr>
     </w:p>
     <w:p>
       <w:pPr>
-        <w:spacing w:before="0" w:after="0" w:line="20" w:lineRule="exact"/>
+        <w:spacing w:before="0" w:after="0" w:line="50" w:lineRule="exact"/>
       </w:pPr>
     </w:p>
     <w:tbl>
@@ -1227,18 +1231,18 @@
                 <w:rFonts w:ascii="Avenir Next" w:hAnsi="Avenir Next" w:cs="Avenir Next" w:eastAsia="Avenir Next"/>
                 <w:b/>
                 <w:color w:val="1A1A1A"/>
+                <w:sz w:val="22"/>
+                <w:szCs w:val="20"/>
+              </w:rPr>
+              <w:t xml:space="preserve">2.</w:t>
+            </w:r>
+            <w:r>
+              <w:rPr>
+                <w:rFonts w:ascii="Avenir Next" w:hAnsi="Avenir Next" w:cs="Avenir Next" w:eastAsia="Avenir Next"/>
+                <w:color w:val="1A1A1A"/>
                 <w:sz w:val="20"/>
                 <w:szCs w:val="20"/>
               </w:rPr>
-              <w:t xml:space="preserve">2.</w:t>
-            </w:r>
-            <w:r>
-              <w:rPr>
-                <w:rFonts w:ascii="Avenir Next" w:hAnsi="Avenir Next" w:cs="Avenir Next" w:eastAsia="Avenir Next"/>
-                <w:color w:val="1A1A1A"/>
-                <w:sz w:val="20"/>
-                <w:szCs w:val="20"/>
-              </w:rPr>
               <w:tab/>
             </w:r>
             <w:r>
@@ -1246,7 +1250,7 @@
                 <w:rFonts w:ascii="Avenir Next" w:hAnsi="Avenir Next" w:cs="Avenir Next" w:eastAsia="Avenir Next"/>
                 <w:b/>
                 <w:color w:val="1A1A1A"/>
-                <w:sz w:val="20"/>
+                <w:sz w:val="22"/>
                 <w:szCs w:val="20"/>
               </w:rPr>
               <w:t xml:space="preserve">Paper and Sand.  </w:t>
@@ -1255,7 +1259,7 @@
               <w:rPr>
                 <w:rFonts w:ascii="Avenir Next" w:hAnsi="Avenir Next" w:cs="Avenir Next" w:eastAsia="Avenir Next"/>
                 <w:color w:val="1A1A1A"/>
-                <w:sz w:val="20"/>
+                <w:sz w:val="22"/>
                 <w:szCs w:val="20"/>
               </w:rPr>
               <w:t xml:space="preserve">Ms. Chen has a 5 1/4-foot strip of poster paper and 8 3/4 pounds of sand.</w:t>
@@ -1275,10 +1279,28 @@
                 <w:rFonts w:ascii="Avenir Next" w:hAnsi="Avenir Next" w:cs="Avenir Next" w:eastAsia="Avenir Next"/>
                 <w:b/>
                 <w:color w:val="003A70"/>
+                <w:sz w:val="22"/>
+                <w:szCs w:val="20"/>
+              </w:rPr>
+              <w:t xml:space="preserve">a.</w:t>
+            </w:r>
+            <w:r>
+              <w:rPr>
+                <w:rFonts w:ascii="Avenir Next" w:hAnsi="Avenir Next" w:cs="Avenir Next" w:eastAsia="Avenir Next"/>
+                <w:color w:val="1A1A1A"/>
                 <w:sz w:val="20"/>
                 <w:szCs w:val="20"/>
               </w:rPr>
-              <w:t xml:space="preserve">a.</w:t>
+              <w:tab/>
+            </w:r>
+            <w:r>
+              <w:rPr>
+                <w:rFonts w:ascii="Avenir Next" w:hAnsi="Avenir Next" w:cs="Avenir Next" w:eastAsia="Avenir Next"/>
+                <w:color w:val="1A1A1A"/>
+                <w:sz w:val="22"/>
+                <w:szCs w:val="20"/>
+              </w:rPr>
+              <w:t xml:space="preserve">She cuts the paper into 3/8-foot sections. How many sections?</w:t>
             </w:r>
             <w:r>
               <w:rPr>
@@ -1287,7 +1309,7 @@
                 <w:sz w:val="20"/>
                 <w:szCs w:val="20"/>
               </w:rPr>
-              <w:tab/>
+              <w:t xml:space="preserve">  </w:t>
             </w:r>
             <w:r>
               <w:rPr>
@@ -1295,24 +1317,6 @@
                 <w:color w:val="1A1A1A"/>
                 <w:sz w:val="20"/>
                 <w:szCs w:val="20"/>
-              </w:rPr>
-              <w:t xml:space="preserve">She cuts the paper into 3/8-foot sections. How many sections?</w:t>
-            </w:r>
-            <w:r>
-              <w:rPr>
-                <w:rFonts w:ascii="Avenir Next" w:hAnsi="Avenir Next" w:cs="Avenir Next" w:eastAsia="Avenir Next"/>
-                <w:color w:val="1A1A1A"/>
-                <w:sz w:val="20"/>
-                <w:szCs w:val="20"/>
-              </w:rPr>
-              <w:t xml:space="preserve">  </w:t>
-            </w:r>
-            <w:r>
-              <w:rPr>
-                <w:rFonts w:ascii="Avenir Next" w:hAnsi="Avenir Next" w:cs="Avenir Next" w:eastAsia="Avenir Next"/>
-                <w:color w:val="1A1A1A"/>
-                <w:sz w:val="20"/>
-                <w:szCs w:val="20"/>
                 <w:u w:val="single"/>
               </w:rPr>
               <w:t xml:space="preserve">                </w:t>
@@ -1321,7 +1325,7 @@
               <w:rPr>
                 <w:rFonts w:ascii="Avenir Next" w:hAnsi="Avenir Next" w:cs="Avenir Next" w:eastAsia="Avenir Next"/>
                 <w:color w:val="1A1A1A"/>
-                <w:sz w:val="20"/>
+                <w:sz w:val="22"/>
                 <w:szCs w:val="20"/>
               </w:rPr>
               <w:t xml:space="preserve"> sections</w:t>
@@ -1341,10 +1345,28 @@
                 <w:rFonts w:ascii="Avenir Next" w:hAnsi="Avenir Next" w:cs="Avenir Next" w:eastAsia="Avenir Next"/>
                 <w:b/>
                 <w:color w:val="003A70"/>
+                <w:sz w:val="22"/>
+                <w:szCs w:val="20"/>
+              </w:rPr>
+              <w:t xml:space="preserve">b.</w:t>
+            </w:r>
+            <w:r>
+              <w:rPr>
+                <w:rFonts w:ascii="Avenir Next" w:hAnsi="Avenir Next" w:cs="Avenir Next" w:eastAsia="Avenir Next"/>
+                <w:color w:val="1A1A1A"/>
                 <w:sz w:val="20"/>
                 <w:szCs w:val="20"/>
               </w:rPr>
-              <w:t xml:space="preserve">b.</w:t>
+              <w:tab/>
+            </w:r>
+            <w:r>
+              <w:rPr>
+                <w:rFonts w:ascii="Avenir Next" w:hAnsi="Avenir Next" w:cs="Avenir Next" w:eastAsia="Avenir Next"/>
+                <w:color w:val="1A1A1A"/>
+                <w:sz w:val="22"/>
+                <w:szCs w:val="20"/>
+              </w:rPr>
+              <w:t xml:space="preserve">Each tub holds 1 3/4 pounds of sand. How many tubs?</w:t>
             </w:r>
             <w:r>
               <w:rPr>
@@ -1353,7 +1375,7 @@
                 <w:sz w:val="20"/>
                 <w:szCs w:val="20"/>
               </w:rPr>
-              <w:tab/>
+              <w:t xml:space="preserve">  </w:t>
             </w:r>
             <w:r>
               <w:rPr>
@@ -1361,24 +1383,6 @@
                 <w:color w:val="1A1A1A"/>
                 <w:sz w:val="20"/>
                 <w:szCs w:val="20"/>
-              </w:rPr>
-              <w:t xml:space="preserve">Each tub holds 1 3/4 pounds of sand. How many tubs?</w:t>
-            </w:r>
-            <w:r>
-              <w:rPr>
-                <w:rFonts w:ascii="Avenir Next" w:hAnsi="Avenir Next" w:cs="Avenir Next" w:eastAsia="Avenir Next"/>
-                <w:color w:val="1A1A1A"/>
-                <w:sz w:val="20"/>
-                <w:szCs w:val="20"/>
-              </w:rPr>
-              <w:t xml:space="preserve">  </w:t>
-            </w:r>
-            <w:r>
-              <w:rPr>
-                <w:rFonts w:ascii="Avenir Next" w:hAnsi="Avenir Next" w:cs="Avenir Next" w:eastAsia="Avenir Next"/>
-                <w:color w:val="1A1A1A"/>
-                <w:sz w:val="20"/>
-                <w:szCs w:val="20"/>
                 <w:u w:val="single"/>
               </w:rPr>
               <w:t xml:space="preserve">                </w:t>
@@ -1387,7 +1391,7 @@
               <w:rPr>
                 <w:rFonts w:ascii="Avenir Next" w:hAnsi="Avenir Next" w:cs="Avenir Next" w:eastAsia="Avenir Next"/>
                 <w:color w:val="1A1A1A"/>
-                <w:sz w:val="20"/>
+                <w:sz w:val="22"/>
                 <w:szCs w:val="20"/>
               </w:rPr>
               <w:t xml:space="preserve"> tubs</w:t>
@@ -1395,7 +1399,7 @@
           </w:p>
           <w:p>
             <w:pPr>
-              <w:spacing w:before="0" w:after="0" w:line="60" w:lineRule="auto"/>
+              <w:spacing w:before="0" w:after="0" w:line="50" w:lineRule="exact"/>
             </w:pPr>
           </w:p>
           <w:tbl>
@@ -1453,7 +1457,7 @@
           </w:tbl>
           <w:p>
             <w:pPr>
-              <w:spacing w:before="0" w:after="0" w:line="24" w:lineRule="auto"/>
+              <w:spacing w:before="0" w:after="0" w:line="50" w:lineRule="exact"/>
             </w:pPr>
           </w:p>
         </w:tc>
@@ -1461,12 +1465,12 @@
     </w:tbl>
     <w:p>
       <w:pPr>
-        <w:spacing w:before="0" w:after="0" w:line="20" w:lineRule="exact"/>
+        <w:spacing w:before="0" w:after="0" w:line="50" w:lineRule="exact"/>
       </w:pPr>
     </w:p>
     <w:p>
       <w:pPr>
-        <w:spacing w:before="0" w:after="0" w:line="20" w:lineRule="exact"/>
+        <w:spacing w:before="0" w:after="0" w:line="50" w:lineRule="exact"/>
       </w:pPr>
     </w:p>
     <w:tbl>
@@ -1517,18 +1521,18 @@
                 <w:rFonts w:ascii="Avenir Next" w:hAnsi="Avenir Next" w:cs="Avenir Next" w:eastAsia="Avenir Next"/>
                 <w:b/>
                 <w:color w:val="1A1A1A"/>
+                <w:sz w:val="22"/>
+                <w:szCs w:val="20"/>
+              </w:rPr>
+              <w:t xml:space="preserve">3.</w:t>
+            </w:r>
+            <w:r>
+              <w:rPr>
+                <w:rFonts w:ascii="Avenir Next" w:hAnsi="Avenir Next" w:cs="Avenir Next" w:eastAsia="Avenir Next"/>
+                <w:color w:val="1A1A1A"/>
                 <w:sz w:val="20"/>
                 <w:szCs w:val="20"/>
               </w:rPr>
-              <w:t xml:space="preserve">3.</w:t>
-            </w:r>
-            <w:r>
-              <w:rPr>
-                <w:rFonts w:ascii="Avenir Next" w:hAnsi="Avenir Next" w:cs="Avenir Next" w:eastAsia="Avenir Next"/>
-                <w:color w:val="1A1A1A"/>
-                <w:sz w:val="20"/>
-                <w:szCs w:val="20"/>
-              </w:rPr>
               <w:tab/>
             </w:r>
             <w:r>
@@ -1536,7 +1540,7 @@
                 <w:rFonts w:ascii="Avenir Next" w:hAnsi="Avenir Next" w:cs="Avenir Next" w:eastAsia="Avenir Next"/>
                 <w:b/>
                 <w:color w:val="1A1A1A"/>
-                <w:sz w:val="20"/>
+                <w:sz w:val="22"/>
                 <w:szCs w:val="20"/>
               </w:rPr>
               <w:t xml:space="preserve">Paint Coats.  </w:t>
@@ -1545,7 +1549,7 @@
               <w:rPr>
                 <w:rFonts w:ascii="Avenir Next" w:hAnsi="Avenir Next" w:cs="Avenir Next" w:eastAsia="Avenir Next"/>
                 <w:color w:val="1A1A1A"/>
-                <w:sz w:val="20"/>
+                <w:sz w:val="22"/>
                 <w:szCs w:val="20"/>
               </w:rPr>
               <w:t xml:space="preserve">A painter has 6 2/3 liters of paint. Each coat uses 1 2/3 liters. How many coats can he paint?</w:t>
@@ -1562,7 +1566,7 @@
                 <w:rFonts w:ascii="Avenir Next" w:hAnsi="Avenir Next" w:cs="Avenir Next" w:eastAsia="Avenir Next"/>
                 <w:b/>
                 <w:color w:val="003A70"/>
-                <w:sz w:val="17"/>
+                <w:sz w:val="22"/>
                 <w:szCs w:val="17"/>
               </w:rPr>
               <w:t xml:space="preserve">Hint  </w:t>
@@ -1572,7 +1576,7 @@
                 <w:rFonts w:ascii="Avenir Next" w:hAnsi="Avenir Next" w:cs="Avenir Next" w:eastAsia="Avenir Next"/>
                 <w:i/>
                 <w:color w:val="5A5F66"/>
-                <w:sz w:val="17"/>
+                <w:sz w:val="22"/>
                 <w:szCs w:val="17"/>
               </w:rPr>
               <w:t xml:space="preserve">6 2/3 = 20/3 and 1 2/3 = 5/3.</w:t>
@@ -1580,7 +1584,7 @@
           </w:p>
           <w:p>
             <w:pPr>
-              <w:spacing w:before="0" w:after="0" w:line="60" w:lineRule="auto"/>
+              <w:spacing w:before="0" w:after="0" w:line="50" w:lineRule="exact"/>
             </w:pPr>
           </w:p>
           <w:tbl>
@@ -1649,25 +1653,25 @@
                 <w:rFonts w:ascii="Avenir Next" w:hAnsi="Avenir Next" w:cs="Avenir Next" w:eastAsia="Avenir Next"/>
                 <w:b/>
                 <w:color w:val="1A1A1A"/>
+                <w:sz w:val="22"/>
+                <w:szCs w:val="18"/>
+              </w:rPr>
+              <w:t xml:space="preserve">Answer</w:t>
+            </w:r>
+            <w:r>
+              <w:rPr>
+                <w:rFonts w:ascii="Avenir Next" w:hAnsi="Avenir Next" w:cs="Avenir Next" w:eastAsia="Avenir Next"/>
+                <w:color w:val="1A1A1A"/>
                 <w:sz w:val="18"/>
                 <w:szCs w:val="18"/>
               </w:rPr>
-              <w:t xml:space="preserve">Answer</w:t>
-            </w:r>
-            <w:r>
-              <w:rPr>
-                <w:rFonts w:ascii="Avenir Next" w:hAnsi="Avenir Next" w:cs="Avenir Next" w:eastAsia="Avenir Next"/>
-                <w:color w:val="1A1A1A"/>
-                <w:sz w:val="18"/>
-                <w:szCs w:val="18"/>
-              </w:rPr>
               <w:tab/>
             </w:r>
             <w:r>
               <w:rPr>
                 <w:rFonts w:ascii="Avenir Next" w:hAnsi="Avenir Next" w:cs="Avenir Next" w:eastAsia="Avenir Next"/>
                 <w:color w:val="1A1A1A"/>
-                <w:sz w:val="18"/>
+                <w:sz w:val="22"/>
                 <w:szCs w:val="18"/>
               </w:rPr>
               <w:t xml:space="preserve">  coats</w:t>
@@ -1693,18 +1697,18 @@
                 <w:rFonts w:ascii="Avenir Next" w:hAnsi="Avenir Next" w:cs="Avenir Next" w:eastAsia="Avenir Next"/>
                 <w:b/>
                 <w:color w:val="1A1A1A"/>
+                <w:sz w:val="22"/>
+                <w:szCs w:val="20"/>
+              </w:rPr>
+              <w:t xml:space="preserve">4.</w:t>
+            </w:r>
+            <w:r>
+              <w:rPr>
+                <w:rFonts w:ascii="Avenir Next" w:hAnsi="Avenir Next" w:cs="Avenir Next" w:eastAsia="Avenir Next"/>
+                <w:color w:val="1A1A1A"/>
                 <w:sz w:val="20"/>
                 <w:szCs w:val="20"/>
               </w:rPr>
-              <w:t xml:space="preserve">4.</w:t>
-            </w:r>
-            <w:r>
-              <w:rPr>
-                <w:rFonts w:ascii="Avenir Next" w:hAnsi="Avenir Next" w:cs="Avenir Next" w:eastAsia="Avenir Next"/>
-                <w:color w:val="1A1A1A"/>
-                <w:sz w:val="20"/>
-                <w:szCs w:val="20"/>
-              </w:rPr>
               <w:tab/>
             </w:r>
             <w:r>
@@ -1712,7 +1716,7 @@
                 <w:rFonts w:ascii="Avenir Next" w:hAnsi="Avenir Next" w:cs="Avenir Next" w:eastAsia="Avenir Next"/>
                 <w:b/>
                 <w:color w:val="1A1A1A"/>
-                <w:sz w:val="20"/>
+                <w:sz w:val="22"/>
                 <w:szCs w:val="20"/>
               </w:rPr>
               <w:t xml:space="preserve">Yarn Scarves.  </w:t>
@@ -1721,7 +1725,7 @@
               <w:rPr>
                 <w:rFonts w:ascii="Avenir Next" w:hAnsi="Avenir Next" w:cs="Avenir Next" w:eastAsia="Avenir Next"/>
                 <w:color w:val="1A1A1A"/>
-                <w:sz w:val="20"/>
+                <w:sz w:val="22"/>
                 <w:szCs w:val="20"/>
               </w:rPr>
               <w:t xml:space="preserve">Ana has 13 1/2 yards of yarn. Each scarf needs 2 1/4 yards. How many scarves can she knit?</w:t>
@@ -1738,7 +1742,7 @@
                 <w:rFonts w:ascii="Avenir Next" w:hAnsi="Avenir Next" w:cs="Avenir Next" w:eastAsia="Avenir Next"/>
                 <w:b/>
                 <w:color w:val="003A70"/>
-                <w:sz w:val="17"/>
+                <w:sz w:val="22"/>
                 <w:szCs w:val="17"/>
               </w:rPr>
               <w:t xml:space="preserve">Hint  </w:t>
@@ -1748,7 +1752,7 @@
                 <w:rFonts w:ascii="Avenir Next" w:hAnsi="Avenir Next" w:cs="Avenir Next" w:eastAsia="Avenir Next"/>
                 <w:i/>
                 <w:color w:val="5A5F66"/>
-                <w:sz w:val="17"/>
+                <w:sz w:val="22"/>
                 <w:szCs w:val="17"/>
               </w:rPr>
               <w:t xml:space="preserve">Write 13 1/2 as 27/2.</w:t>
@@ -1756,7 +1760,7 @@
           </w:p>
           <w:p>
             <w:pPr>
-              <w:spacing w:before="0" w:after="0" w:line="60" w:lineRule="auto"/>
+              <w:spacing w:before="0" w:after="0" w:line="50" w:lineRule="exact"/>
             </w:pPr>
           </w:p>
           <w:tbl>
@@ -1825,25 +1829,25 @@
                 <w:rFonts w:ascii="Avenir Next" w:hAnsi="Avenir Next" w:cs="Avenir Next" w:eastAsia="Avenir Next"/>
                 <w:b/>
                 <w:color w:val="1A1A1A"/>
+                <w:sz w:val="22"/>
+                <w:szCs w:val="18"/>
+              </w:rPr>
+              <w:t xml:space="preserve">Answer</w:t>
+            </w:r>
+            <w:r>
+              <w:rPr>
+                <w:rFonts w:ascii="Avenir Next" w:hAnsi="Avenir Next" w:cs="Avenir Next" w:eastAsia="Avenir Next"/>
+                <w:color w:val="1A1A1A"/>
                 <w:sz w:val="18"/>
                 <w:szCs w:val="18"/>
               </w:rPr>
-              <w:t xml:space="preserve">Answer</w:t>
-            </w:r>
-            <w:r>
-              <w:rPr>
-                <w:rFonts w:ascii="Avenir Next" w:hAnsi="Avenir Next" w:cs="Avenir Next" w:eastAsia="Avenir Next"/>
-                <w:color w:val="1A1A1A"/>
-                <w:sz w:val="18"/>
-                <w:szCs w:val="18"/>
-              </w:rPr>
               <w:tab/>
             </w:r>
             <w:r>
               <w:rPr>
                 <w:rFonts w:ascii="Avenir Next" w:hAnsi="Avenir Next" w:cs="Avenir Next" w:eastAsia="Avenir Next"/>
                 <w:color w:val="1A1A1A"/>
-                <w:sz w:val="18"/>
+                <w:sz w:val="22"/>
                 <w:szCs w:val="18"/>
               </w:rPr>
               <w:t xml:space="preserve">  scarves</w:t>
@@ -1854,12 +1858,12 @@
     </w:tbl>
     <w:p>
       <w:pPr>
-        <w:spacing w:before="0" w:after="0" w:line="20" w:lineRule="exact"/>
+        <w:spacing w:before="0" w:after="0" w:line="50" w:lineRule="exact"/>
       </w:pPr>
     </w:p>
     <w:p>
       <w:pPr>
-        <w:spacing w:before="0" w:after="0" w:line="20" w:lineRule="exact"/>
+        <w:spacing w:before="0" w:after="0" w:line="50" w:lineRule="exact"/>
       </w:pPr>
     </w:p>
     <w:tbl>
@@ -1910,18 +1914,18 @@
                 <w:rFonts w:ascii="Avenir Next" w:hAnsi="Avenir Next" w:cs="Avenir Next" w:eastAsia="Avenir Next"/>
                 <w:b/>
                 <w:color w:val="1A1A1A"/>
+                <w:sz w:val="22"/>
+                <w:szCs w:val="20"/>
+              </w:rPr>
+              <w:t xml:space="preserve">5.</w:t>
+            </w:r>
+            <w:r>
+              <w:rPr>
+                <w:rFonts w:ascii="Avenir Next" w:hAnsi="Avenir Next" w:cs="Avenir Next" w:eastAsia="Avenir Next"/>
+                <w:color w:val="1A1A1A"/>
                 <w:sz w:val="20"/>
                 <w:szCs w:val="20"/>
               </w:rPr>
-              <w:t xml:space="preserve">5.</w:t>
-            </w:r>
-            <w:r>
-              <w:rPr>
-                <w:rFonts w:ascii="Avenir Next" w:hAnsi="Avenir Next" w:cs="Avenir Next" w:eastAsia="Avenir Next"/>
-                <w:color w:val="1A1A1A"/>
-                <w:sz w:val="20"/>
-                <w:szCs w:val="20"/>
-              </w:rPr>
               <w:tab/>
             </w:r>
             <w:r>
@@ -1929,7 +1933,7 @@
                 <w:rFonts w:ascii="Avenir Next" w:hAnsi="Avenir Next" w:cs="Avenir Next" w:eastAsia="Avenir Next"/>
                 <w:b/>
                 <w:color w:val="1A1A1A"/>
-                <w:sz w:val="20"/>
+                <w:sz w:val="22"/>
                 <w:szCs w:val="20"/>
               </w:rPr>
               <w:t xml:space="preserve">Sugar Scoops.  </w:t>
@@ -1938,7 +1942,7 @@
               <w:rPr>
                 <w:rFonts w:ascii="Avenir Next" w:hAnsi="Avenir Next" w:cs="Avenir Next" w:eastAsia="Avenir Next"/>
                 <w:color w:val="1A1A1A"/>
-                <w:sz w:val="20"/>
+                <w:sz w:val="22"/>
                 <w:szCs w:val="20"/>
               </w:rPr>
               <w:t xml:space="preserve">A jar holds 5 1/2 cups of sugar. Elena says it fills 2 3/4 half-cup scoops. Justify or correct her.</w:t>
@@ -1955,7 +1959,7 @@
                 <w:rFonts w:ascii="Avenir Next" w:hAnsi="Avenir Next" w:cs="Avenir Next" w:eastAsia="Avenir Next"/>
                 <w:b/>
                 <w:color w:val="003A70"/>
-                <w:sz w:val="17"/>
+                <w:sz w:val="22"/>
                 <w:szCs w:val="17"/>
               </w:rPr>
               <w:t xml:space="preserve">Hint  </w:t>
@@ -1965,7 +1969,7 @@
                 <w:rFonts w:ascii="Avenir Next" w:hAnsi="Avenir Next" w:cs="Avenir Next" w:eastAsia="Avenir Next"/>
                 <w:i/>
                 <w:color w:val="5A5F66"/>
-                <w:sz w:val="17"/>
+                <w:sz w:val="22"/>
                 <w:szCs w:val="17"/>
               </w:rPr>
               <w:t xml:space="preserve">More scoops or fewer scoops than cups?</w:t>
@@ -1973,7 +1977,7 @@
           </w:p>
           <w:p>
             <w:pPr>
-              <w:spacing w:before="0" w:after="0" w:line="60" w:lineRule="auto"/>
+              <w:spacing w:before="0" w:after="0" w:line="50" w:lineRule="exact"/>
             </w:pPr>
           </w:p>
           <w:tbl>
@@ -2042,25 +2046,25 @@
                 <w:rFonts w:ascii="Avenir Next" w:hAnsi="Avenir Next" w:cs="Avenir Next" w:eastAsia="Avenir Next"/>
                 <w:b/>
                 <w:color w:val="1A1A1A"/>
+                <w:sz w:val="22"/>
+                <w:szCs w:val="18"/>
+              </w:rPr>
+              <w:t xml:space="preserve">Answer</w:t>
+            </w:r>
+            <w:r>
+              <w:rPr>
+                <w:rFonts w:ascii="Avenir Next" w:hAnsi="Avenir Next" w:cs="Avenir Next" w:eastAsia="Avenir Next"/>
+                <w:color w:val="1A1A1A"/>
                 <w:sz w:val="18"/>
                 <w:szCs w:val="18"/>
               </w:rPr>
-              <w:t xml:space="preserve">Answer</w:t>
-            </w:r>
-            <w:r>
-              <w:rPr>
-                <w:rFonts w:ascii="Avenir Next" w:hAnsi="Avenir Next" w:cs="Avenir Next" w:eastAsia="Avenir Next"/>
-                <w:color w:val="1A1A1A"/>
-                <w:sz w:val="18"/>
-                <w:szCs w:val="18"/>
-              </w:rPr>
               <w:tab/>
             </w:r>
             <w:r>
               <w:rPr>
                 <w:rFonts w:ascii="Avenir Next" w:hAnsi="Avenir Next" w:cs="Avenir Next" w:eastAsia="Avenir Next"/>
                 <w:color w:val="1A1A1A"/>
-                <w:sz w:val="18"/>
+                <w:sz w:val="22"/>
                 <w:szCs w:val="18"/>
               </w:rPr>
               <w:t xml:space="preserve">  scoops</w:t>
@@ -2086,18 +2090,18 @@
                 <w:rFonts w:ascii="Avenir Next" w:hAnsi="Avenir Next" w:cs="Avenir Next" w:eastAsia="Avenir Next"/>
                 <w:b/>
                 <w:color w:val="1A1A1A"/>
+                <w:sz w:val="22"/>
+                <w:szCs w:val="20"/>
+              </w:rPr>
+              <w:t xml:space="preserve">6.</w:t>
+            </w:r>
+            <w:r>
+              <w:rPr>
+                <w:rFonts w:ascii="Avenir Next" w:hAnsi="Avenir Next" w:cs="Avenir Next" w:eastAsia="Avenir Next"/>
+                <w:color w:val="1A1A1A"/>
                 <w:sz w:val="20"/>
                 <w:szCs w:val="20"/>
               </w:rPr>
-              <w:t xml:space="preserve">6.</w:t>
-            </w:r>
-            <w:r>
-              <w:rPr>
-                <w:rFonts w:ascii="Avenir Next" w:hAnsi="Avenir Next" w:cs="Avenir Next" w:eastAsia="Avenir Next"/>
-                <w:color w:val="1A1A1A"/>
-                <w:sz w:val="20"/>
-                <w:szCs w:val="20"/>
-              </w:rPr>
               <w:tab/>
             </w:r>
             <w:r>
@@ -2105,7 +2109,7 @@
                 <w:rFonts w:ascii="Avenir Next" w:hAnsi="Avenir Next" w:cs="Avenir Next" w:eastAsia="Avenir Next"/>
                 <w:b/>
                 <w:color w:val="1A1A1A"/>
-                <w:sz w:val="20"/>
+                <w:sz w:val="22"/>
                 <w:szCs w:val="20"/>
               </w:rPr>
               <w:t xml:space="preserve">Door Trim.  </w:t>
@@ -2114,7 +2118,7 @@
               <w:rPr>
                 <w:rFonts w:ascii="Avenir Next" w:hAnsi="Avenir Next" w:cs="Avenir Next" w:eastAsia="Avenir Next"/>
                 <w:color w:val="1A1A1A"/>
-                <w:sz w:val="20"/>
+                <w:sz w:val="22"/>
                 <w:szCs w:val="20"/>
               </w:rPr>
               <w:t xml:space="preserve">A shop has 14 1/4 ft of trim. A door uses 4 1/4 ft. The rest is cut into 1 1/4-ft pieces.</w:t>
@@ -2131,7 +2135,7 @@
                 <w:rFonts w:ascii="Avenir Next" w:hAnsi="Avenir Next" w:cs="Avenir Next" w:eastAsia="Avenir Next"/>
                 <w:b/>
                 <w:color w:val="003A70"/>
-                <w:sz w:val="17"/>
+                <w:sz w:val="22"/>
                 <w:szCs w:val="17"/>
               </w:rPr>
               <w:t xml:space="preserve">Hint  </w:t>
@@ -2141,7 +2145,7 @@
                 <w:rFonts w:ascii="Avenir Next" w:hAnsi="Avenir Next" w:cs="Avenir Next" w:eastAsia="Avenir Next"/>
                 <w:i/>
                 <w:color w:val="5A5F66"/>
-                <w:sz w:val="17"/>
+                <w:sz w:val="22"/>
                 <w:szCs w:val="17"/>
               </w:rPr>
               <w:t xml:space="preserve">Subtract first, then divide by 5/4.</w:t>
@@ -2161,10 +2165,28 @@
                 <w:rFonts w:ascii="Avenir Next" w:hAnsi="Avenir Next" w:cs="Avenir Next" w:eastAsia="Avenir Next"/>
                 <w:b/>
                 <w:color w:val="003A70"/>
+                <w:sz w:val="22"/>
+                <w:szCs w:val="20"/>
+              </w:rPr>
+              <w:t xml:space="preserve">a.</w:t>
+            </w:r>
+            <w:r>
+              <w:rPr>
+                <w:rFonts w:ascii="Avenir Next" w:hAnsi="Avenir Next" w:cs="Avenir Next" w:eastAsia="Avenir Next"/>
+                <w:color w:val="1A1A1A"/>
                 <w:sz w:val="20"/>
                 <w:szCs w:val="20"/>
               </w:rPr>
-              <w:t xml:space="preserve">a.</w:t>
+              <w:tab/>
+            </w:r>
+            <w:r>
+              <w:rPr>
+                <w:rFonts w:ascii="Avenir Next" w:hAnsi="Avenir Next" w:cs="Avenir Next" w:eastAsia="Avenir Next"/>
+                <w:color w:val="1A1A1A"/>
+                <w:sz w:val="22"/>
+                <w:szCs w:val="20"/>
+              </w:rPr>
+              <w:t xml:space="preserve">How much trim is left?</w:t>
             </w:r>
             <w:r>
               <w:rPr>
@@ -2173,7 +2195,7 @@
                 <w:sz w:val="20"/>
                 <w:szCs w:val="20"/>
               </w:rPr>
-              <w:tab/>
+              <w:t xml:space="preserve">  </w:t>
             </w:r>
             <w:r>
               <w:rPr>
@@ -2181,24 +2203,6 @@
                 <w:color w:val="1A1A1A"/>
                 <w:sz w:val="20"/>
                 <w:szCs w:val="20"/>
-              </w:rPr>
-              <w:t xml:space="preserve">How much trim is left?</w:t>
-            </w:r>
-            <w:r>
-              <w:rPr>
-                <w:rFonts w:ascii="Avenir Next" w:hAnsi="Avenir Next" w:cs="Avenir Next" w:eastAsia="Avenir Next"/>
-                <w:color w:val="1A1A1A"/>
-                <w:sz w:val="20"/>
-                <w:szCs w:val="20"/>
-              </w:rPr>
-              <w:t xml:space="preserve">  </w:t>
-            </w:r>
-            <w:r>
-              <w:rPr>
-                <w:rFonts w:ascii="Avenir Next" w:hAnsi="Avenir Next" w:cs="Avenir Next" w:eastAsia="Avenir Next"/>
-                <w:color w:val="1A1A1A"/>
-                <w:sz w:val="20"/>
-                <w:szCs w:val="20"/>
                 <w:u w:val="single"/>
               </w:rPr>
               <w:t xml:space="preserve">                </w:t>
@@ -2207,7 +2211,7 @@
               <w:rPr>
                 <w:rFonts w:ascii="Avenir Next" w:hAnsi="Avenir Next" w:cs="Avenir Next" w:eastAsia="Avenir Next"/>
                 <w:color w:val="1A1A1A"/>
-                <w:sz w:val="20"/>
+                <w:sz w:val="22"/>
                 <w:szCs w:val="20"/>
               </w:rPr>
               <w:t xml:space="preserve"> ft</w:t>
@@ -2227,10 +2231,28 @@
                 <w:rFonts w:ascii="Avenir Next" w:hAnsi="Avenir Next" w:cs="Avenir Next" w:eastAsia="Avenir Next"/>
                 <w:b/>
                 <w:color w:val="003A70"/>
+                <w:sz w:val="22"/>
+                <w:szCs w:val="20"/>
+              </w:rPr>
+              <w:t xml:space="preserve">b.</w:t>
+            </w:r>
+            <w:r>
+              <w:rPr>
+                <w:rFonts w:ascii="Avenir Next" w:hAnsi="Avenir Next" w:cs="Avenir Next" w:eastAsia="Avenir Next"/>
+                <w:color w:val="1A1A1A"/>
                 <w:sz w:val="20"/>
                 <w:szCs w:val="20"/>
               </w:rPr>
-              <w:t xml:space="preserve">b.</w:t>
+              <w:tab/>
+            </w:r>
+            <w:r>
+              <w:rPr>
+                <w:rFonts w:ascii="Avenir Next" w:hAnsi="Avenir Next" w:cs="Avenir Next" w:eastAsia="Avenir Next"/>
+                <w:color w:val="1A1A1A"/>
+                <w:sz w:val="22"/>
+                <w:szCs w:val="20"/>
+              </w:rPr>
+              <w:t xml:space="preserve">How many pieces?</w:t>
             </w:r>
             <w:r>
               <w:rPr>
@@ -2239,7 +2261,7 @@
                 <w:sz w:val="20"/>
                 <w:szCs w:val="20"/>
               </w:rPr>
-              <w:tab/>
+              <w:t xml:space="preserve">  </w:t>
             </w:r>
             <w:r>
               <w:rPr>
@@ -2247,24 +2269,6 @@
                 <w:color w:val="1A1A1A"/>
                 <w:sz w:val="20"/>
                 <w:szCs w:val="20"/>
-              </w:rPr>
-              <w:t xml:space="preserve">How many pieces?</w:t>
-            </w:r>
-            <w:r>
-              <w:rPr>
-                <w:rFonts w:ascii="Avenir Next" w:hAnsi="Avenir Next" w:cs="Avenir Next" w:eastAsia="Avenir Next"/>
-                <w:color w:val="1A1A1A"/>
-                <w:sz w:val="20"/>
-                <w:szCs w:val="20"/>
-              </w:rPr>
-              <w:t xml:space="preserve">  </w:t>
-            </w:r>
-            <w:r>
-              <w:rPr>
-                <w:rFonts w:ascii="Avenir Next" w:hAnsi="Avenir Next" w:cs="Avenir Next" w:eastAsia="Avenir Next"/>
-                <w:color w:val="1A1A1A"/>
-                <w:sz w:val="20"/>
-                <w:szCs w:val="20"/>
                 <w:u w:val="single"/>
               </w:rPr>
               <w:t xml:space="preserve">                </w:t>
@@ -2273,7 +2277,7 @@
               <w:rPr>
                 <w:rFonts w:ascii="Avenir Next" w:hAnsi="Avenir Next" w:cs="Avenir Next" w:eastAsia="Avenir Next"/>
                 <w:color w:val="1A1A1A"/>
-                <w:sz w:val="20"/>
+                <w:sz w:val="22"/>
                 <w:szCs w:val="20"/>
               </w:rPr>
               <w:t xml:space="preserve"> pieces</w:t>
@@ -2281,7 +2285,7 @@
           </w:p>
           <w:p>
             <w:pPr>
-              <w:spacing w:before="0" w:after="0" w:line="60" w:lineRule="auto"/>
+              <w:spacing w:before="0" w:after="0" w:line="50" w:lineRule="exact"/>
             </w:pPr>
           </w:p>
           <w:tbl>
@@ -2339,7 +2343,7 @@
           </w:tbl>
           <w:p>
             <w:pPr>
-              <w:spacing w:before="0" w:after="0" w:line="24" w:lineRule="auto"/>
+              <w:spacing w:before="0" w:after="0" w:line="50" w:lineRule="exact"/>
             </w:pPr>
           </w:p>
         </w:tc>
@@ -2347,12 +2351,12 @@
     </w:tbl>
     <w:p>
       <w:pPr>
-        <w:spacing w:before="0" w:after="0" w:line="20" w:lineRule="exact"/>
+        <w:spacing w:before="0" w:after="0" w:line="50" w:lineRule="exact"/>
       </w:pPr>
     </w:p>
     <w:p>
       <w:pPr>
-        <w:spacing w:before="0" w:after="0" w:line="20" w:lineRule="exact"/>
+        <w:spacing w:before="0" w:after="0" w:line="50" w:lineRule="exact"/>
       </w:pPr>
     </w:p>
     <w:tbl>
@@ -2402,18 +2406,18 @@
                 <w:rFonts w:ascii="Avenir Next" w:hAnsi="Avenir Next" w:cs="Avenir Next" w:eastAsia="Avenir Next"/>
                 <w:b/>
                 <w:color w:val="1A1A1A"/>
+                <w:sz w:val="22"/>
+                <w:szCs w:val="20"/>
+              </w:rPr>
+              <w:t xml:space="preserve">7.</w:t>
+            </w:r>
+            <w:r>
+              <w:rPr>
+                <w:rFonts w:ascii="Avenir Next" w:hAnsi="Avenir Next" w:cs="Avenir Next" w:eastAsia="Avenir Next"/>
+                <w:color w:val="1A1A1A"/>
                 <w:sz w:val="20"/>
                 <w:szCs w:val="20"/>
               </w:rPr>
-              <w:t xml:space="preserve">7.</w:t>
-            </w:r>
-            <w:r>
-              <w:rPr>
-                <w:rFonts w:ascii="Avenir Next" w:hAnsi="Avenir Next" w:cs="Avenir Next" w:eastAsia="Avenir Next"/>
-                <w:color w:val="1A1A1A"/>
-                <w:sz w:val="20"/>
-                <w:szCs w:val="20"/>
-              </w:rPr>
               <w:tab/>
             </w:r>
             <w:r>
@@ -2421,7 +2425,7 @@
                 <w:rFonts w:ascii="Avenir Next" w:hAnsi="Avenir Next" w:cs="Avenir Next" w:eastAsia="Avenir Next"/>
                 <w:b/>
                 <w:color w:val="1A1A1A"/>
-                <w:sz w:val="20"/>
+                <w:sz w:val="22"/>
                 <w:szCs w:val="20"/>
               </w:rPr>
               <w:t xml:space="preserve">Water Stations.  </w:t>
@@ -2430,7 +2434,7 @@
               <w:rPr>
                 <w:rFonts w:ascii="Avenir Next" w:hAnsi="Avenir Next" w:cs="Avenir Next" w:eastAsia="Avenir Next"/>
                 <w:color w:val="1A1A1A"/>
-                <w:sz w:val="20"/>
+                <w:sz w:val="22"/>
                 <w:szCs w:val="20"/>
               </w:rPr>
               <w:t xml:space="preserve">A race course is 10 km long. Water stations are placed every 2 1/2 km, starting at the 2 1/2 km point. Ticks are every 1 1/4 km.</w:t>
@@ -2446,7 +2450,7 @@
               <w:drawing>
                 <wp:inline distT="0" distB="0" distL="0" distR="0">
                   <wp:extent cx="5120640" cy="566928"/>
-                  <wp:docPr id="1" name="Figure 1"/>
+                  <wp:docPr id="1" name="Figure 1" descr="Number line from 0 to 10, ticks every 1.25. Labels: 0, 0 km, 10, 10 km."/>
                   <a:graphic xmlns:a="http://schemas.openxmlformats.org/drawingml/2006/main">
                     <a:graphicData uri="http://schemas.openxmlformats.org/drawingml/2006/picture">
                       <pic:pic xmlns:pic="http://schemas.openxmlformats.org/drawingml/2006/picture">
@@ -2490,10 +2494,28 @@
                 <w:rFonts w:ascii="Avenir Next" w:hAnsi="Avenir Next" w:cs="Avenir Next" w:eastAsia="Avenir Next"/>
                 <w:b/>
                 <w:color w:val="003A70"/>
+                <w:sz w:val="22"/>
+                <w:szCs w:val="20"/>
+              </w:rPr>
+              <w:t xml:space="preserve">a.</w:t>
+            </w:r>
+            <w:r>
+              <w:rPr>
+                <w:rFonts w:ascii="Avenir Next" w:hAnsi="Avenir Next" w:cs="Avenir Next" w:eastAsia="Avenir Next"/>
+                <w:color w:val="1A1A1A"/>
                 <w:sz w:val="20"/>
                 <w:szCs w:val="20"/>
               </w:rPr>
-              <w:t xml:space="preserve">a.</w:t>
+              <w:tab/>
+            </w:r>
+            <w:r>
+              <w:rPr>
+                <w:rFonts w:ascii="Avenir Next" w:hAnsi="Avenir Next" w:cs="Avenir Next" w:eastAsia="Avenir Next"/>
+                <w:color w:val="1A1A1A"/>
+                <w:sz w:val="22"/>
+                <w:szCs w:val="20"/>
+              </w:rPr>
+              <w:t xml:space="preserve">How many 2 1/2-km spacings fit along the course?</w:t>
             </w:r>
             <w:r>
               <w:rPr>
@@ -2502,7 +2524,7 @@
                 <w:sz w:val="20"/>
                 <w:szCs w:val="20"/>
               </w:rPr>
-              <w:tab/>
+              <w:t xml:space="preserve">  </w:t>
             </w:r>
             <w:r>
               <w:rPr>
@@ -2510,24 +2532,6 @@
                 <w:color w:val="1A1A1A"/>
                 <w:sz w:val="20"/>
                 <w:szCs w:val="20"/>
-              </w:rPr>
-              <w:t xml:space="preserve">How many 2 1/2-km spacings fit along the course?</w:t>
-            </w:r>
-            <w:r>
-              <w:rPr>
-                <w:rFonts w:ascii="Avenir Next" w:hAnsi="Avenir Next" w:cs="Avenir Next" w:eastAsia="Avenir Next"/>
-                <w:color w:val="1A1A1A"/>
-                <w:sz w:val="20"/>
-                <w:szCs w:val="20"/>
-              </w:rPr>
-              <w:t xml:space="preserve">  </w:t>
-            </w:r>
-            <w:r>
-              <w:rPr>
-                <w:rFonts w:ascii="Avenir Next" w:hAnsi="Avenir Next" w:cs="Avenir Next" w:eastAsia="Avenir Next"/>
-                <w:color w:val="1A1A1A"/>
-                <w:sz w:val="20"/>
-                <w:szCs w:val="20"/>
                 <w:u w:val="single"/>
               </w:rPr>
               <w:t xml:space="preserve">                </w:t>
@@ -2536,7 +2540,7 @@
               <w:rPr>
                 <w:rFonts w:ascii="Avenir Next" w:hAnsi="Avenir Next" w:cs="Avenir Next" w:eastAsia="Avenir Next"/>
                 <w:color w:val="1A1A1A"/>
-                <w:sz w:val="20"/>
+                <w:sz w:val="22"/>
                 <w:szCs w:val="20"/>
               </w:rPr>
               <w:t xml:space="preserve"> spacings</w:t>
@@ -2556,10 +2560,28 @@
                 <w:rFonts w:ascii="Avenir Next" w:hAnsi="Avenir Next" w:cs="Avenir Next" w:eastAsia="Avenir Next"/>
                 <w:b/>
                 <w:color w:val="003A70"/>
+                <w:sz w:val="22"/>
+                <w:szCs w:val="20"/>
+              </w:rPr>
+              <w:t xml:space="preserve">b.</w:t>
+            </w:r>
+            <w:r>
+              <w:rPr>
+                <w:rFonts w:ascii="Avenir Next" w:hAnsi="Avenir Next" w:cs="Avenir Next" w:eastAsia="Avenir Next"/>
+                <w:color w:val="1A1A1A"/>
                 <w:sz w:val="20"/>
                 <w:szCs w:val="20"/>
               </w:rPr>
-              <w:t xml:space="preserve">b.</w:t>
+              <w:tab/>
+            </w:r>
+            <w:r>
+              <w:rPr>
+                <w:rFonts w:ascii="Avenir Next" w:hAnsi="Avenir Next" w:cs="Avenir Next" w:eastAsia="Avenir Next"/>
+                <w:color w:val="1A1A1A"/>
+                <w:sz w:val="22"/>
+                <w:szCs w:val="20"/>
+              </w:rPr>
+              <w:t xml:space="preserve">How many stations are placed, counting the one at the finish?</w:t>
             </w:r>
             <w:r>
               <w:rPr>
@@ -2568,7 +2590,7 @@
                 <w:sz w:val="20"/>
                 <w:szCs w:val="20"/>
               </w:rPr>
-              <w:tab/>
+              <w:t xml:space="preserve">  </w:t>
             </w:r>
             <w:r>
               <w:rPr>
@@ -2576,24 +2598,6 @@
                 <w:color w:val="1A1A1A"/>
                 <w:sz w:val="20"/>
                 <w:szCs w:val="20"/>
-              </w:rPr>
-              <w:t xml:space="preserve">How many stations are placed, counting the one at the finish?</w:t>
-            </w:r>
-            <w:r>
-              <w:rPr>
-                <w:rFonts w:ascii="Avenir Next" w:hAnsi="Avenir Next" w:cs="Avenir Next" w:eastAsia="Avenir Next"/>
-                <w:color w:val="1A1A1A"/>
-                <w:sz w:val="20"/>
-                <w:szCs w:val="20"/>
-              </w:rPr>
-              <w:t xml:space="preserve">  </w:t>
-            </w:r>
-            <w:r>
-              <w:rPr>
-                <w:rFonts w:ascii="Avenir Next" w:hAnsi="Avenir Next" w:cs="Avenir Next" w:eastAsia="Avenir Next"/>
-                <w:color w:val="1A1A1A"/>
-                <w:sz w:val="20"/>
-                <w:szCs w:val="20"/>
                 <w:u w:val="single"/>
               </w:rPr>
               <w:t xml:space="preserve">                </w:t>
@@ -2602,7 +2606,7 @@
               <w:rPr>
                 <w:rFonts w:ascii="Avenir Next" w:hAnsi="Avenir Next" w:cs="Avenir Next" w:eastAsia="Avenir Next"/>
                 <w:color w:val="1A1A1A"/>
-                <w:sz w:val="20"/>
+                <w:sz w:val="22"/>
                 <w:szCs w:val="20"/>
               </w:rPr>
               <w:t xml:space="preserve"> stations</w:t>
@@ -2622,25 +2626,25 @@
                 <w:rFonts w:ascii="Avenir Next" w:hAnsi="Avenir Next" w:cs="Avenir Next" w:eastAsia="Avenir Next"/>
                 <w:b/>
                 <w:color w:val="003A70"/>
+                <w:sz w:val="22"/>
+                <w:szCs w:val="20"/>
+              </w:rPr>
+              <w:t xml:space="preserve">c.</w:t>
+            </w:r>
+            <w:r>
+              <w:rPr>
+                <w:rFonts w:ascii="Avenir Next" w:hAnsi="Avenir Next" w:cs="Avenir Next" w:eastAsia="Avenir Next"/>
+                <w:color w:val="1A1A1A"/>
                 <w:sz w:val="20"/>
                 <w:szCs w:val="20"/>
               </w:rPr>
-              <w:t xml:space="preserve">c.</w:t>
-            </w:r>
-            <w:r>
-              <w:rPr>
-                <w:rFonts w:ascii="Avenir Next" w:hAnsi="Avenir Next" w:cs="Avenir Next" w:eastAsia="Avenir Next"/>
-                <w:color w:val="1A1A1A"/>
-                <w:sz w:val="20"/>
-                <w:szCs w:val="20"/>
-              </w:rPr>
               <w:tab/>
             </w:r>
             <w:r>
               <w:rPr>
                 <w:rFonts w:ascii="Avenir Next" w:hAnsi="Avenir Next" w:cs="Avenir Next" w:eastAsia="Avenir Next"/>
                 <w:color w:val="1A1A1A"/>
-                <w:sz w:val="20"/>
+                <w:sz w:val="22"/>
                 <w:szCs w:val="20"/>
               </w:rPr>
               <w:t xml:space="preserve">Why are the two counts the same?</w:t>
@@ -2670,12 +2674,12 @@
     </w:tbl>
     <w:p>
       <w:pPr>
-        <w:spacing w:before="0" w:after="0" w:line="20" w:lineRule="exact"/>
+        <w:spacing w:before="0" w:after="0" w:line="50" w:lineRule="exact"/>
       </w:pPr>
     </w:p>
     <w:p>
       <w:pPr>
-        <w:spacing w:before="0" w:after="0" w:line="20" w:lineRule="exact"/>
+        <w:spacing w:before="0" w:after="0" w:line="50" w:lineRule="exact"/>
       </w:pPr>
     </w:p>
     <w:tbl>
@@ -2725,18 +2729,18 @@
                 <w:rFonts w:ascii="Avenir Next" w:hAnsi="Avenir Next" w:cs="Avenir Next" w:eastAsia="Avenir Next"/>
                 <w:b/>
                 <w:color w:val="1A1A1A"/>
+                <w:sz w:val="22"/>
+                <w:szCs w:val="20"/>
+              </w:rPr>
+              <w:t xml:space="preserve">8.</w:t>
+            </w:r>
+            <w:r>
+              <w:rPr>
+                <w:rFonts w:ascii="Avenir Next" w:hAnsi="Avenir Next" w:cs="Avenir Next" w:eastAsia="Avenir Next"/>
+                <w:color w:val="1A1A1A"/>
                 <w:sz w:val="20"/>
                 <w:szCs w:val="20"/>
               </w:rPr>
-              <w:t xml:space="preserve">8.</w:t>
-            </w:r>
-            <w:r>
-              <w:rPr>
-                <w:rFonts w:ascii="Avenir Next" w:hAnsi="Avenir Next" w:cs="Avenir Next" w:eastAsia="Avenir Next"/>
-                <w:color w:val="1A1A1A"/>
-                <w:sz w:val="20"/>
-                <w:szCs w:val="20"/>
-              </w:rPr>
               <w:tab/>
             </w:r>
             <w:r>
@@ -2744,7 +2748,7 @@
                 <w:rFonts w:ascii="Avenir Next" w:hAnsi="Avenir Next" w:cs="Avenir Next" w:eastAsia="Avenir Next"/>
                 <w:b/>
                 <w:color w:val="1A1A1A"/>
-                <w:sz w:val="20"/>
+                <w:sz w:val="22"/>
                 <w:szCs w:val="20"/>
               </w:rPr>
               <w:t xml:space="preserve">Punch Pitchers.  </w:t>
@@ -2753,7 +2757,7 @@
               <w:rPr>
                 <w:rFonts w:ascii="Avenir Next" w:hAnsi="Avenir Next" w:cs="Avenir Next" w:eastAsia="Avenir Next"/>
                 <w:color w:val="1A1A1A"/>
-                <w:sz w:val="20"/>
+                <w:sz w:val="22"/>
                 <w:szCs w:val="20"/>
               </w:rPr>
               <w:t xml:space="preserve">A jug holds 8 3/4 cups of punch. Each pitcher holds 1 1/4 cups. How many pitchers can be filled? Check by multiplying.</w:t>
@@ -2770,7 +2774,7 @@
                 <w:rFonts w:ascii="Avenir Next" w:hAnsi="Avenir Next" w:cs="Avenir Next" w:eastAsia="Avenir Next"/>
                 <w:b/>
                 <w:color w:val="003A70"/>
-                <w:sz w:val="17"/>
+                <w:sz w:val="22"/>
                 <w:szCs w:val="17"/>
               </w:rPr>
               <w:t xml:space="preserve">Hint  </w:t>
@@ -2780,7 +2784,7 @@
                 <w:rFonts w:ascii="Avenir Next" w:hAnsi="Avenir Next" w:cs="Avenir Next" w:eastAsia="Avenir Next"/>
                 <w:i/>
                 <w:color w:val="5A5F66"/>
-                <w:sz w:val="17"/>
+                <w:sz w:val="22"/>
                 <w:szCs w:val="17"/>
               </w:rPr>
               <w:t xml:space="preserve">Check: 7 × 1 1/4 should equal 8 3/4.</w:t>
@@ -2788,7 +2792,7 @@
           </w:p>
           <w:p>
             <w:pPr>
-              <w:spacing w:before="0" w:after="0" w:line="60" w:lineRule="auto"/>
+              <w:spacing w:before="0" w:after="0" w:line="50" w:lineRule="exact"/>
             </w:pPr>
           </w:p>
           <w:tbl>
@@ -2857,25 +2861,25 @@
                 <w:rFonts w:ascii="Avenir Next" w:hAnsi="Avenir Next" w:cs="Avenir Next" w:eastAsia="Avenir Next"/>
                 <w:b/>
                 <w:color w:val="1A1A1A"/>
+                <w:sz w:val="22"/>
+                <w:szCs w:val="18"/>
+              </w:rPr>
+              <w:t xml:space="preserve">Answer</w:t>
+            </w:r>
+            <w:r>
+              <w:rPr>
+                <w:rFonts w:ascii="Avenir Next" w:hAnsi="Avenir Next" w:cs="Avenir Next" w:eastAsia="Avenir Next"/>
+                <w:color w:val="1A1A1A"/>
                 <w:sz w:val="18"/>
                 <w:szCs w:val="18"/>
               </w:rPr>
-              <w:t xml:space="preserve">Answer</w:t>
-            </w:r>
-            <w:r>
-              <w:rPr>
-                <w:rFonts w:ascii="Avenir Next" w:hAnsi="Avenir Next" w:cs="Avenir Next" w:eastAsia="Avenir Next"/>
-                <w:color w:val="1A1A1A"/>
-                <w:sz w:val="18"/>
-                <w:szCs w:val="18"/>
-              </w:rPr>
               <w:tab/>
             </w:r>
             <w:r>
               <w:rPr>
                 <w:rFonts w:ascii="Avenir Next" w:hAnsi="Avenir Next" w:cs="Avenir Next" w:eastAsia="Avenir Next"/>
                 <w:color w:val="1A1A1A"/>
-                <w:sz w:val="18"/>
+                <w:sz w:val="22"/>
                 <w:szCs w:val="18"/>
               </w:rPr>
               <w:t xml:space="preserve">  pitchers</w:t>
@@ -2886,11 +2890,12 @@
     </w:tbl>
     <w:p>
       <w:pPr>
-        <w:spacing w:before="0" w:after="0" w:line="20" w:lineRule="exact"/>
+        <w:spacing w:before="0" w:after="0" w:line="50" w:lineRule="exact"/>
       </w:pPr>
     </w:p>
     <w:p>
       <w:pPr>
+        <w:pStyle w:val="Heading2"/>
         <w:keepNext/>
         <w:pBdr>
           <w:bottom w:val="single" w:sz="8" w:space="3" w:color="003A70"/>
@@ -2906,7 +2911,7 @@
           <w:b/>
           <w:color w:val="003A70"/>
           <w:spacing w:val="14"/>
-          <w:sz w:val="19"/>
+          <w:sz w:val="22"/>
           <w:szCs w:val="19"/>
         </w:rPr>
         <w:t xml:space="preserve">FIND THE ERROR</w:t>
@@ -2925,7 +2930,7 @@
           <w:rFonts w:ascii="Avenir Next" w:hAnsi="Avenir Next" w:cs="Avenir Next" w:eastAsia="Avenir Next"/>
           <w:i/>
           <w:color w:val="5A5F66"/>
-          <w:sz w:val="17"/>
+          <w:sz w:val="22"/>
           <w:szCs w:val="17"/>
         </w:rPr>
         <w:t xml:space="preserve">explain the mistake, then fix it</w:t>
@@ -2933,7 +2938,7 @@
     </w:p>
     <w:p>
       <w:pPr>
-        <w:spacing w:before="0" w:after="0" w:line="20" w:lineRule="exact"/>
+        <w:spacing w:before="0" w:after="0" w:line="50" w:lineRule="exact"/>
       </w:pPr>
     </w:p>
     <w:tbl>
@@ -2983,18 +2988,18 @@
                 <w:rFonts w:ascii="Avenir Next" w:hAnsi="Avenir Next" w:cs="Avenir Next" w:eastAsia="Avenir Next"/>
                 <w:b/>
                 <w:color w:val="1A1A1A"/>
+                <w:sz w:val="22"/>
+                <w:szCs w:val="20"/>
+              </w:rPr>
+              <w:t xml:space="preserve">9.</w:t>
+            </w:r>
+            <w:r>
+              <w:rPr>
+                <w:rFonts w:ascii="Avenir Next" w:hAnsi="Avenir Next" w:cs="Avenir Next" w:eastAsia="Avenir Next"/>
+                <w:color w:val="1A1A1A"/>
                 <w:sz w:val="20"/>
                 <w:szCs w:val="20"/>
               </w:rPr>
-              <w:t xml:space="preserve">9.</w:t>
-            </w:r>
-            <w:r>
-              <w:rPr>
-                <w:rFonts w:ascii="Avenir Next" w:hAnsi="Avenir Next" w:cs="Avenir Next" w:eastAsia="Avenir Next"/>
-                <w:color w:val="1A1A1A"/>
-                <w:sz w:val="20"/>
-                <w:szCs w:val="20"/>
-              </w:rPr>
               <w:tab/>
             </w:r>
             <w:r>
@@ -3002,7 +3007,7 @@
                 <w:rFonts w:ascii="Avenir Next" w:hAnsi="Avenir Next" w:cs="Avenir Next" w:eastAsia="Avenir Next"/>
                 <w:b/>
                 <w:color w:val="1A1A1A"/>
-                <w:sz w:val="20"/>
+                <w:sz w:val="22"/>
                 <w:szCs w:val="20"/>
               </w:rPr>
               <w:t xml:space="preserve">Jada’s Work.  </w:t>
@@ -3011,7 +3016,7 @@
               <w:rPr>
                 <w:rFonts w:ascii="Avenir Next" w:hAnsi="Avenir Next" w:cs="Avenir Next" w:eastAsia="Avenir Next"/>
                 <w:color w:val="1A1A1A"/>
-                <w:sz w:val="20"/>
+                <w:sz w:val="22"/>
                 <w:szCs w:val="20"/>
               </w:rPr>
               <w:t xml:space="preserve">Jada solved 3 2/5 ÷ 4/5. She wrote 3 2/5 = 5/5, then 5/5 × 5/4 = 1 1/4. Explain her mistake. Then find the correct quotient.</w:t>
@@ -3057,7 +3062,7 @@
                 </w:tcPr>
                 <w:p>
                   <w:pPr>
-                    <w:spacing w:before="0" w:after="0" w:line="240" w:lineRule="auto"/>
+                    <w:spacing w:before="0" w:after="0" w:line="50" w:lineRule="exact"/>
                   </w:pPr>
                 </w:p>
               </w:tc>
@@ -3077,7 +3082,7 @@
                 </w:tcPr>
                 <w:p>
                   <w:pPr>
-                    <w:spacing w:before="0" w:after="0" w:line="240" w:lineRule="auto"/>
+                    <w:spacing w:before="0" w:after="0" w:line="50" w:lineRule="exact"/>
                   </w:pPr>
                 </w:p>
               </w:tc>
@@ -3097,7 +3102,7 @@
                 </w:tcPr>
                 <w:p>
                   <w:pPr>
-                    <w:spacing w:before="0" w:after="0" w:line="240" w:lineRule="auto"/>
+                    <w:spacing w:before="0" w:after="0" w:line="50" w:lineRule="exact"/>
                   </w:pPr>
                 </w:p>
               </w:tc>
@@ -3105,7 +3110,7 @@
           </w:tbl>
           <w:p>
             <w:pPr>
-              <w:spacing w:before="0" w:after="0" w:line="24" w:lineRule="auto"/>
+              <w:spacing w:before="0" w:after="0" w:line="50" w:lineRule="exact"/>
             </w:pPr>
           </w:p>
         </w:tc>
@@ -3113,11 +3118,12 @@
     </w:tbl>
     <w:p>
       <w:pPr>
-        <w:spacing w:before="0" w:after="0" w:line="20" w:lineRule="exact"/>
+        <w:spacing w:before="0" w:after="0" w:line="50" w:lineRule="exact"/>
       </w:pPr>
     </w:p>
     <w:p>
       <w:pPr>
+        <w:pStyle w:val="Heading2"/>
         <w:keepNext/>
         <w:pBdr>
           <w:bottom w:val="single" w:sz="8" w:space="3" w:color="003A70"/>
@@ -3133,7 +3139,7 @@
           <w:b/>
           <w:color w:val="003A70"/>
           <w:spacing w:val="14"/>
-          <w:sz w:val="19"/>
+          <w:sz w:val="22"/>
           <w:szCs w:val="19"/>
         </w:rPr>
         <w:t xml:space="preserve">TEST PRACTICE</w:t>
@@ -3152,7 +3158,7 @@
           <w:rFonts w:ascii="Avenir Next" w:hAnsi="Avenir Next" w:cs="Avenir Next" w:eastAsia="Avenir Next"/>
           <w:i/>
           <w:color w:val="5A5F66"/>
-          <w:sz w:val="17"/>
+          <w:sz w:val="22"/>
           <w:szCs w:val="17"/>
         </w:rPr>
         <w:t xml:space="preserve">choose the best answer</w:t>
@@ -3160,7 +3166,7 @@
     </w:p>
     <w:p>
       <w:pPr>
-        <w:spacing w:before="0" w:after="0" w:line="20" w:lineRule="exact"/>
+        <w:spacing w:before="0" w:after="0" w:line="50" w:lineRule="exact"/>
       </w:pPr>
     </w:p>
     <w:tbl>
@@ -3210,25 +3216,25 @@
                 <w:rFonts w:ascii="Avenir Next" w:hAnsi="Avenir Next" w:cs="Avenir Next" w:eastAsia="Avenir Next"/>
                 <w:b/>
                 <w:color w:val="1A1A1A"/>
+                <w:sz w:val="22"/>
+                <w:szCs w:val="20"/>
+              </w:rPr>
+              <w:t xml:space="preserve">10.</w:t>
+            </w:r>
+            <w:r>
+              <w:rPr>
+                <w:rFonts w:ascii="Avenir Next" w:hAnsi="Avenir Next" w:cs="Avenir Next" w:eastAsia="Avenir Next"/>
+                <w:color w:val="1A1A1A"/>
                 <w:sz w:val="20"/>
                 <w:szCs w:val="20"/>
               </w:rPr>
-              <w:t xml:space="preserve">10.</w:t>
-            </w:r>
-            <w:r>
-              <w:rPr>
-                <w:rFonts w:ascii="Avenir Next" w:hAnsi="Avenir Next" w:cs="Avenir Next" w:eastAsia="Avenir Next"/>
-                <w:color w:val="1A1A1A"/>
-                <w:sz w:val="20"/>
-                <w:szCs w:val="20"/>
-              </w:rPr>
               <w:tab/>
             </w:r>
             <w:r>
               <w:rPr>
                 <w:rFonts w:ascii="Avenir Next" w:hAnsi="Avenir Next" w:cs="Avenir Next" w:eastAsia="Avenir Next"/>
                 <w:color w:val="1A1A1A"/>
-                <w:sz w:val="20"/>
+                <w:sz w:val="22"/>
                 <w:szCs w:val="20"/>
               </w:rPr>
               <w:t xml:space="preserve">Written as an improper fraction, 4 2/3 is —</w:t>
@@ -3284,7 +3290,7 @@
                       <w:rFonts w:ascii="Avenir Next" w:hAnsi="Avenir Next" w:cs="Avenir Next" w:eastAsia="Avenir Next"/>
                       <w:b/>
                       <w:color w:val="003A70"/>
-                      <w:sz w:val="19"/>
+                      <w:sz w:val="22"/>
                       <w:szCs w:val="19"/>
                     </w:rPr>
                     <w:t xml:space="preserve">A</w:t>
@@ -3302,7 +3308,7 @@
                     <w:rPr>
                       <w:rFonts w:ascii="Avenir Next" w:hAnsi="Avenir Next" w:cs="Avenir Next" w:eastAsia="Avenir Next"/>
                       <w:color w:val="1A1A1A"/>
-                      <w:sz w:val="19"/>
+                      <w:sz w:val="22"/>
                       <w:szCs w:val="19"/>
                     </w:rPr>
                     <w:t xml:space="preserve">8/3</w:t>
@@ -3327,7 +3333,7 @@
                       <w:rFonts w:ascii="Avenir Next" w:hAnsi="Avenir Next" w:cs="Avenir Next" w:eastAsia="Avenir Next"/>
                       <w:b/>
                       <w:color w:val="003A70"/>
-                      <w:sz w:val="19"/>
+                      <w:sz w:val="22"/>
                       <w:szCs w:val="19"/>
                     </w:rPr>
                     <w:t xml:space="preserve">B</w:t>
@@ -3345,7 +3351,7 @@
                     <w:rPr>
                       <w:rFonts w:ascii="Avenir Next" w:hAnsi="Avenir Next" w:cs="Avenir Next" w:eastAsia="Avenir Next"/>
                       <w:color w:val="1A1A1A"/>
-                      <w:sz w:val="19"/>
+                      <w:sz w:val="22"/>
                       <w:szCs w:val="19"/>
                     </w:rPr>
                     <w:t xml:space="preserve">14/3</w:t>
@@ -3370,7 +3376,7 @@
                       <w:rFonts w:ascii="Avenir Next" w:hAnsi="Avenir Next" w:cs="Avenir Next" w:eastAsia="Avenir Next"/>
                       <w:b/>
                       <w:color w:val="003A70"/>
-                      <w:sz w:val="19"/>
+                      <w:sz w:val="22"/>
                       <w:szCs w:val="19"/>
                     </w:rPr>
                     <w:t xml:space="preserve">C</w:t>
@@ -3388,7 +3394,7 @@
                     <w:rPr>
                       <w:rFonts w:ascii="Avenir Next" w:hAnsi="Avenir Next" w:cs="Avenir Next" w:eastAsia="Avenir Next"/>
                       <w:color w:val="1A1A1A"/>
-                      <w:sz w:val="19"/>
+                      <w:sz w:val="22"/>
                       <w:szCs w:val="19"/>
                     </w:rPr>
                     <w:t xml:space="preserve">6/3</w:t>
@@ -3413,7 +3419,7 @@
                       <w:rFonts w:ascii="Avenir Next" w:hAnsi="Avenir Next" w:cs="Avenir Next" w:eastAsia="Avenir Next"/>
                       <w:b/>
                       <w:color w:val="003A70"/>
-                      <w:sz w:val="19"/>
+                      <w:sz w:val="22"/>
                       <w:szCs w:val="19"/>
                     </w:rPr>
                     <w:t xml:space="preserve">D</w:t>
@@ -3431,7 +3437,7 @@
                     <w:rPr>
                       <w:rFonts w:ascii="Avenir Next" w:hAnsi="Avenir Next" w:cs="Avenir Next" w:eastAsia="Avenir Next"/>
                       <w:color w:val="1A1A1A"/>
-                      <w:sz w:val="19"/>
+                      <w:sz w:val="22"/>
                       <w:szCs w:val="19"/>
                     </w:rPr>
                     <w:t xml:space="preserve">10/3</w:t>
@@ -3442,7 +3448,7 @@
           </w:tbl>
           <w:p>
             <w:pPr>
-              <w:spacing w:before="0" w:after="0" w:line="24" w:lineRule="auto"/>
+              <w:spacing w:before="0" w:after="0" w:line="50" w:lineRule="exact"/>
             </w:pPr>
           </w:p>
         </w:tc>
@@ -3450,12 +3456,12 @@
     </w:tbl>
     <w:p>
       <w:pPr>
-        <w:spacing w:before="0" w:after="0" w:line="20" w:lineRule="exact"/>
+        <w:spacing w:before="0" w:after="0" w:line="50" w:lineRule="exact"/>
       </w:pPr>
     </w:p>
     <w:p>
       <w:pPr>
-        <w:spacing w:before="0" w:after="0" w:line="20" w:lineRule="exact"/>
+        <w:spacing w:before="0" w:after="0" w:line="50" w:lineRule="exact"/>
       </w:pPr>
     </w:p>
     <w:tbl>
@@ -3505,25 +3511,25 @@
                 <w:rFonts w:ascii="Avenir Next" w:hAnsi="Avenir Next" w:cs="Avenir Next" w:eastAsia="Avenir Next"/>
                 <w:b/>
                 <w:color w:val="1A1A1A"/>
+                <w:sz w:val="22"/>
+                <w:szCs w:val="20"/>
+              </w:rPr>
+              <w:t xml:space="preserve">11.</w:t>
+            </w:r>
+            <w:r>
+              <w:rPr>
+                <w:rFonts w:ascii="Avenir Next" w:hAnsi="Avenir Next" w:cs="Avenir Next" w:eastAsia="Avenir Next"/>
+                <w:color w:val="1A1A1A"/>
                 <w:sz w:val="20"/>
                 <w:szCs w:val="20"/>
               </w:rPr>
-              <w:t xml:space="preserve">11.</w:t>
-            </w:r>
-            <w:r>
-              <w:rPr>
-                <w:rFonts w:ascii="Avenir Next" w:hAnsi="Avenir Next" w:cs="Avenir Next" w:eastAsia="Avenir Next"/>
-                <w:color w:val="1A1A1A"/>
-                <w:sz w:val="20"/>
-                <w:szCs w:val="20"/>
-              </w:rPr>
               <w:tab/>
             </w:r>
             <w:r>
               <w:rPr>
                 <w:rFonts w:ascii="Avenir Next" w:hAnsi="Avenir Next" w:cs="Avenir Next" w:eastAsia="Avenir Next"/>
                 <w:color w:val="1A1A1A"/>
-                <w:sz w:val="20"/>
+                <w:sz w:val="22"/>
                 <w:szCs w:val="20"/>
               </w:rPr>
               <w:t xml:space="preserve">Find 2 1/2 ÷ 1 1/4.</w:t>
@@ -3579,7 +3585,7 @@
                       <w:rFonts w:ascii="Avenir Next" w:hAnsi="Avenir Next" w:cs="Avenir Next" w:eastAsia="Avenir Next"/>
                       <w:b/>
                       <w:color w:val="003A70"/>
-                      <w:sz w:val="19"/>
+                      <w:sz w:val="22"/>
                       <w:szCs w:val="19"/>
                     </w:rPr>
                     <w:t xml:space="preserve">A</w:t>
@@ -3597,7 +3603,7 @@
                     <w:rPr>
                       <w:rFonts w:ascii="Avenir Next" w:hAnsi="Avenir Next" w:cs="Avenir Next" w:eastAsia="Avenir Next"/>
                       <w:color w:val="1A1A1A"/>
-                      <w:sz w:val="19"/>
+                      <w:sz w:val="22"/>
                       <w:szCs w:val="19"/>
                     </w:rPr>
                     <w:t xml:space="preserve">1/2</w:t>
@@ -3622,7 +3628,7 @@
                       <w:rFonts w:ascii="Avenir Next" w:hAnsi="Avenir Next" w:cs="Avenir Next" w:eastAsia="Avenir Next"/>
                       <w:b/>
                       <w:color w:val="003A70"/>
-                      <w:sz w:val="19"/>
+                      <w:sz w:val="22"/>
                       <w:szCs w:val="19"/>
                     </w:rPr>
                     <w:t xml:space="preserve">B</w:t>
@@ -3640,7 +3646,7 @@
                     <w:rPr>
                       <w:rFonts w:ascii="Avenir Next" w:hAnsi="Avenir Next" w:cs="Avenir Next" w:eastAsia="Avenir Next"/>
                       <w:color w:val="1A1A1A"/>
-                      <w:sz w:val="19"/>
+                      <w:sz w:val="22"/>
                       <w:szCs w:val="19"/>
                     </w:rPr>
                     <w:t xml:space="preserve">2 1/8</w:t>
@@ -3665,7 +3671,7 @@
                       <w:rFonts w:ascii="Avenir Next" w:hAnsi="Avenir Next" w:cs="Avenir Next" w:eastAsia="Avenir Next"/>
                       <w:b/>
                       <w:color w:val="003A70"/>
-                      <w:sz w:val="19"/>
+                      <w:sz w:val="22"/>
                       <w:szCs w:val="19"/>
                     </w:rPr>
                     <w:t xml:space="preserve">C</w:t>
@@ -3683,7 +3689,7 @@
                     <w:rPr>
                       <w:rFonts w:ascii="Avenir Next" w:hAnsi="Avenir Next" w:cs="Avenir Next" w:eastAsia="Avenir Next"/>
                       <w:color w:val="1A1A1A"/>
-                      <w:sz w:val="19"/>
+                      <w:sz w:val="22"/>
                       <w:szCs w:val="19"/>
                     </w:rPr>
                     <w:t xml:space="preserve">2</w:t>
@@ -3708,7 +3714,7 @@
                       <w:rFonts w:ascii="Avenir Next" w:hAnsi="Avenir Next" w:cs="Avenir Next" w:eastAsia="Avenir Next"/>
                       <w:b/>
                       <w:color w:val="003A70"/>
-                      <w:sz w:val="19"/>
+                      <w:sz w:val="22"/>
                       <w:szCs w:val="19"/>
                     </w:rPr>
                     <w:t xml:space="preserve">D</w:t>
@@ -3726,7 +3732,7 @@
                     <w:rPr>
                       <w:rFonts w:ascii="Avenir Next" w:hAnsi="Avenir Next" w:cs="Avenir Next" w:eastAsia="Avenir Next"/>
                       <w:color w:val="1A1A1A"/>
-                      <w:sz w:val="19"/>
+                      <w:sz w:val="22"/>
                       <w:szCs w:val="19"/>
                     </w:rPr>
                     <w:t xml:space="preserve">3 1/8</w:t>
@@ -3737,7 +3743,7 @@
           </w:tbl>
           <w:p>
             <w:pPr>
-              <w:spacing w:before="0" w:after="0" w:line="24" w:lineRule="auto"/>
+              <w:spacing w:before="0" w:after="0" w:line="50" w:lineRule="exact"/>
             </w:pPr>
           </w:p>
         </w:tc>
@@ -3745,11 +3751,12 @@
     </w:tbl>
     <w:p>
       <w:pPr>
-        <w:spacing w:before="0" w:after="0" w:line="20" w:lineRule="exact"/>
+        <w:spacing w:before="0" w:after="0" w:line="50" w:lineRule="exact"/>
       </w:pPr>
     </w:p>
     <w:p>
       <w:pPr>
+        <w:pStyle w:val="Heading2"/>
         <w:keepNext/>
         <w:pBdr>
           <w:bottom w:val="single" w:sz="8" w:space="3" w:color="003A70"/>
@@ -3765,7 +3772,7 @@
           <w:b/>
           <w:color w:val="003A70"/>
           <w:spacing w:val="14"/>
-          <w:sz w:val="19"/>
+          <w:sz w:val="22"/>
           <w:szCs w:val="19"/>
         </w:rPr>
         <w:t xml:space="preserve">SELF-CHECK CODE</w:t>
@@ -3784,7 +3791,7 @@
           <w:rFonts w:ascii="Avenir Next" w:hAnsi="Avenir Next" w:cs="Avenir Next" w:eastAsia="Avenir Next"/>
           <w:i/>
           <w:color w:val="5A5F66"/>
-          <w:sz w:val="17"/>
+          <w:sz w:val="22"/>
           <w:szCs w:val="17"/>
         </w:rPr>
         <w:t xml:space="preserve">find your answer · copy its letter into that problem’s box · spell a math word</w:t>
@@ -3843,7 +3850,7 @@
                 <w:rFonts w:ascii="Avenir Next" w:hAnsi="Avenir Next" w:cs="Avenir Next" w:eastAsia="Avenir Next"/>
                 <w:b/>
                 <w:color w:val="1A1A1A"/>
-                <w:sz w:val="18"/>
+                <w:sz w:val="22"/>
                 <w:szCs w:val="18"/>
               </w:rPr>
               <w:t xml:space="preserve">6</w:t>
@@ -3859,7 +3866,7 @@
                 <w:rFonts w:ascii="Avenir Next" w:hAnsi="Avenir Next" w:cs="Avenir Next" w:eastAsia="Avenir Next"/>
                 <w:b/>
                 <w:color w:val="003A70"/>
-                <w:sz w:val="18"/>
+                <w:sz w:val="22"/>
                 <w:szCs w:val="18"/>
               </w:rPr>
               <w:t xml:space="preserve">V</w:t>
@@ -3882,7 +3889,7 @@
                 <w:rFonts w:ascii="Avenir Next" w:hAnsi="Avenir Next" w:cs="Avenir Next" w:eastAsia="Avenir Next"/>
                 <w:b/>
                 <w:color w:val="1A1A1A"/>
-                <w:sz w:val="18"/>
+                <w:sz w:val="22"/>
                 <w:szCs w:val="18"/>
               </w:rPr>
               <w:t xml:space="preserve">5</w:t>
@@ -3898,7 +3905,7 @@
                 <w:rFonts w:ascii="Avenir Next" w:hAnsi="Avenir Next" w:cs="Avenir Next" w:eastAsia="Avenir Next"/>
                 <w:b/>
                 <w:color w:val="003A70"/>
-                <w:sz w:val="18"/>
+                <w:sz w:val="22"/>
                 <w:szCs w:val="18"/>
               </w:rPr>
               <w:t xml:space="preserve">I</w:t>
@@ -3921,7 +3928,7 @@
                 <w:rFonts w:ascii="Avenir Next" w:hAnsi="Avenir Next" w:cs="Avenir Next" w:eastAsia="Avenir Next"/>
                 <w:b/>
                 <w:color w:val="1A1A1A"/>
-                <w:sz w:val="18"/>
+                <w:sz w:val="22"/>
                 <w:szCs w:val="18"/>
               </w:rPr>
               <w:t xml:space="preserve">7</w:t>
@@ -3937,7 +3944,7 @@
                 <w:rFonts w:ascii="Avenir Next" w:hAnsi="Avenir Next" w:cs="Avenir Next" w:eastAsia="Avenir Next"/>
                 <w:b/>
                 <w:color w:val="003A70"/>
-                <w:sz w:val="18"/>
+                <w:sz w:val="22"/>
                 <w:szCs w:val="18"/>
               </w:rPr>
               <w:t xml:space="preserve">S</w:t>
@@ -3960,7 +3967,7 @@
                 <w:rFonts w:ascii="Avenir Next" w:hAnsi="Avenir Next" w:cs="Avenir Next" w:eastAsia="Avenir Next"/>
                 <w:b/>
                 <w:color w:val="1A1A1A"/>
-                <w:sz w:val="18"/>
+                <w:sz w:val="22"/>
                 <w:szCs w:val="18"/>
               </w:rPr>
               <w:t xml:space="preserve">4</w:t>
@@ -3976,7 +3983,7 @@
                 <w:rFonts w:ascii="Avenir Next" w:hAnsi="Avenir Next" w:cs="Avenir Next" w:eastAsia="Avenir Next"/>
                 <w:b/>
                 <w:color w:val="003A70"/>
-                <w:sz w:val="18"/>
+                <w:sz w:val="22"/>
                 <w:szCs w:val="18"/>
               </w:rPr>
               <w:t xml:space="preserve">N</w:t>
@@ -3999,7 +4006,7 @@
                 <w:rFonts w:ascii="Avenir Next" w:hAnsi="Avenir Next" w:cs="Avenir Next" w:eastAsia="Avenir Next"/>
                 <w:b/>
                 <w:color w:val="1A1A1A"/>
-                <w:sz w:val="18"/>
+                <w:sz w:val="22"/>
                 <w:szCs w:val="18"/>
               </w:rPr>
               <w:t xml:space="preserve">8</w:t>
@@ -4015,7 +4022,7 @@
                 <w:rFonts w:ascii="Avenir Next" w:hAnsi="Avenir Next" w:cs="Avenir Next" w:eastAsia="Avenir Next"/>
                 <w:b/>
                 <w:color w:val="003A70"/>
-                <w:sz w:val="18"/>
+                <w:sz w:val="22"/>
                 <w:szCs w:val="18"/>
               </w:rPr>
               <w:t xml:space="preserve">T</w:t>
@@ -4038,7 +4045,7 @@
                 <w:rFonts w:ascii="Avenir Next" w:hAnsi="Avenir Next" w:cs="Avenir Next" w:eastAsia="Avenir Next"/>
                 <w:b/>
                 <w:color w:val="1A1A1A"/>
-                <w:sz w:val="18"/>
+                <w:sz w:val="22"/>
                 <w:szCs w:val="18"/>
               </w:rPr>
               <w:t xml:space="preserve">11 2/5</w:t>
@@ -4054,7 +4061,7 @@
                 <w:rFonts w:ascii="Avenir Next" w:hAnsi="Avenir Next" w:cs="Avenir Next" w:eastAsia="Avenir Next"/>
                 <w:b/>
                 <w:color w:val="003A70"/>
-                <w:sz w:val="18"/>
+                <w:sz w:val="22"/>
                 <w:szCs w:val="18"/>
               </w:rPr>
               <w:t xml:space="preserve">Z</w:t>
@@ -4077,7 +4084,7 @@
                 <w:rFonts w:ascii="Avenir Next" w:hAnsi="Avenir Next" w:cs="Avenir Next" w:eastAsia="Avenir Next"/>
                 <w:b/>
                 <w:color w:val="1A1A1A"/>
-                <w:sz w:val="18"/>
+                <w:sz w:val="22"/>
                 <w:szCs w:val="18"/>
               </w:rPr>
               <w:t xml:space="preserve">1/4</w:t>
@@ -4093,7 +4100,7 @@
                 <w:rFonts w:ascii="Avenir Next" w:hAnsi="Avenir Next" w:cs="Avenir Next" w:eastAsia="Avenir Next"/>
                 <w:b/>
                 <w:color w:val="003A70"/>
-                <w:sz w:val="18"/>
+                <w:sz w:val="22"/>
                 <w:szCs w:val="18"/>
               </w:rPr>
               <w:t xml:space="preserve">X</w:t>
@@ -4116,7 +4123,7 @@
                 <w:rFonts w:ascii="Avenir Next" w:hAnsi="Avenir Next" w:cs="Avenir Next" w:eastAsia="Avenir Next"/>
                 <w:b/>
                 <w:color w:val="1A1A1A"/>
-                <w:sz w:val="18"/>
+                <w:sz w:val="22"/>
                 <w:szCs w:val="18"/>
               </w:rPr>
               <w:t xml:space="preserve">2 3/4</w:t>
@@ -4132,7 +4139,7 @@
                 <w:rFonts w:ascii="Avenir Next" w:hAnsi="Avenir Next" w:cs="Avenir Next" w:eastAsia="Avenir Next"/>
                 <w:b/>
                 <w:color w:val="003A70"/>
-                <w:sz w:val="18"/>
+                <w:sz w:val="22"/>
                 <w:szCs w:val="18"/>
               </w:rPr>
               <w:t xml:space="preserve">Q</w:t>
@@ -4155,7 +4162,7 @@
                 <w:rFonts w:ascii="Avenir Next" w:hAnsi="Avenir Next" w:cs="Avenir Next" w:eastAsia="Avenir Next"/>
                 <w:b/>
                 <w:color w:val="1A1A1A"/>
-                <w:sz w:val="18"/>
+                <w:sz w:val="22"/>
                 <w:szCs w:val="18"/>
               </w:rPr>
               <w:t xml:space="preserve">11</w:t>
@@ -4171,7 +4178,7 @@
                 <w:rFonts w:ascii="Avenir Next" w:hAnsi="Avenir Next" w:cs="Avenir Next" w:eastAsia="Avenir Next"/>
                 <w:b/>
                 <w:color w:val="003A70"/>
-                <w:sz w:val="18"/>
+                <w:sz w:val="22"/>
                 <w:szCs w:val="18"/>
               </w:rPr>
               <w:t xml:space="preserve">E</w:t>
@@ -4194,7 +4201,7 @@
                 <w:rFonts w:ascii="Avenir Next" w:hAnsi="Avenir Next" w:cs="Avenir Next" w:eastAsia="Avenir Next"/>
                 <w:b/>
                 <w:color w:val="1A1A1A"/>
-                <w:sz w:val="18"/>
+                <w:sz w:val="22"/>
                 <w:szCs w:val="18"/>
               </w:rPr>
               <w:t xml:space="preserve">10</w:t>
@@ -4210,7 +4217,7 @@
                 <w:rFonts w:ascii="Avenir Next" w:hAnsi="Avenir Next" w:cs="Avenir Next" w:eastAsia="Avenir Next"/>
                 <w:b/>
                 <w:color w:val="003A70"/>
-                <w:sz w:val="18"/>
+                <w:sz w:val="22"/>
                 <w:szCs w:val="18"/>
               </w:rPr>
               <w:t xml:space="preserve">R</w:t>
@@ -4221,7 +4228,7 @@
     </w:tbl>
     <w:p>
       <w:pPr>
-        <w:spacing w:before="0" w:after="0" w:line="60" w:lineRule="auto"/>
+        <w:spacing w:before="0" w:after="0" w:line="50" w:lineRule="exact"/>
       </w:pPr>
     </w:p>
     <w:tbl>
@@ -4410,7 +4417,7 @@
     </w:tbl>
     <w:p>
       <w:pPr>
-        <w:spacing w:before="0" w:after="0" w:line="40" w:lineRule="auto"/>
+        <w:spacing w:before="0" w:after="0" w:line="50" w:lineRule="exact"/>
       </w:pPr>
     </w:p>
     <w:tbl>
@@ -4452,6 +4459,7 @@
           </w:tcPr>
           <w:p>
             <w:pPr>
+              <w:pStyle w:val="Heading2"/>
               <w:spacing w:before="0" w:after="0" w:line="240" w:lineRule="auto"/>
             </w:pPr>
             <w:r>
@@ -4489,7 +4497,7 @@
               <w:rPr>
                 <w:rFonts w:ascii="Avenir Next" w:hAnsi="Avenir Next" w:cs="Avenir Next" w:eastAsia="Avenir Next"/>
                 <w:color w:val="1A1A1A"/>
-                <w:sz w:val="17"/>
+                <w:sz w:val="22"/>
                 <w:szCs w:val="17"/>
               </w:rPr>
               <w:t xml:space="preserve">  I can do this on my own</w:t>
@@ -4518,7 +4526,7 @@
               <w:rPr>
                 <w:rFonts w:ascii="Avenir Next" w:hAnsi="Avenir Next" w:cs="Avenir Next" w:eastAsia="Avenir Next"/>
                 <w:color w:val="1A1A1A"/>
-                <w:sz w:val="17"/>
+                <w:sz w:val="22"/>
                 <w:szCs w:val="17"/>
               </w:rPr>
               <w:t xml:space="preserve">  I need a little help</w:t>
@@ -4547,7 +4555,7 @@
               <w:rPr>
                 <w:rFonts w:ascii="Avenir Next" w:hAnsi="Avenir Next" w:cs="Avenir Next" w:eastAsia="Avenir Next"/>
                 <w:color w:val="1A1A1A"/>
-                <w:sz w:val="17"/>
+                <w:sz w:val="22"/>
                 <w:szCs w:val="17"/>
               </w:rPr>
               <w:t xml:space="preserve">  I have a question about #</w:t>
@@ -4568,7 +4576,7 @@
     </w:tbl>
     <w:p>
       <w:pPr>
-        <w:spacing w:before="0" w:after="0" w:line="20" w:lineRule="exact"/>
+        <w:spacing w:before="0" w:after="0" w:line="50" w:lineRule="exact"/>
       </w:pPr>
     </w:p>
     <w:sectPr>
@@ -4654,7 +4662,106 @@
               <w:sz w:val="15"/>
               <w:szCs w:val="15"/>
             </w:rPr>
-            <w:t xml:space="preserve">Lesson 6-2  ·  Session 2  ·  Practice Form B</w:t>
+            <w:t xml:space="preserve">6-2 · Page </w:t>
+          </w:r>
+          <w:r>
+            <w:rPr>
+              <w:rFonts w:ascii="Avenir Next" w:hAnsi="Avenir Next" w:cs="Avenir Next" w:eastAsia="Avenir Next"/>
+              <w:color w:val="5A5F66"/>
+              <w:sz w:val="15"/>
+              <w:szCs w:val="15"/>
+            </w:rPr>
+            <w:fldChar w:fldCharType="begin"/>
+          </w:r>
+          <w:r>
+            <w:rPr>
+              <w:rFonts w:ascii="Avenir Next" w:hAnsi="Avenir Next" w:cs="Avenir Next" w:eastAsia="Avenir Next"/>
+              <w:color w:val="5A5F66"/>
+              <w:sz w:val="15"/>
+              <w:szCs w:val="15"/>
+            </w:rPr>
+            <w:instrText xml:space="preserve"> PAGE </w:instrText>
+          </w:r>
+          <w:r>
+            <w:rPr>
+              <w:rFonts w:ascii="Avenir Next" w:hAnsi="Avenir Next" w:cs="Avenir Next" w:eastAsia="Avenir Next"/>
+              <w:color w:val="5A5F66"/>
+              <w:sz w:val="15"/>
+              <w:szCs w:val="15"/>
+            </w:rPr>
+            <w:fldChar w:fldCharType="separate"/>
+          </w:r>
+          <w:r>
+            <w:rPr>
+              <w:rFonts w:ascii="Avenir Next" w:hAnsi="Avenir Next" w:cs="Avenir Next" w:eastAsia="Avenir Next"/>
+              <w:color w:val="5A5F66"/>
+              <w:sz w:val="15"/>
+              <w:szCs w:val="15"/>
+            </w:rPr>
+            <w:t xml:space="preserve">1</w:t>
+          </w:r>
+          <w:r>
+            <w:rPr>
+              <w:rFonts w:ascii="Avenir Next" w:hAnsi="Avenir Next" w:cs="Avenir Next" w:eastAsia="Avenir Next"/>
+              <w:color w:val="5A5F66"/>
+              <w:sz w:val="15"/>
+              <w:szCs w:val="15"/>
+            </w:rPr>
+            <w:fldChar w:fldCharType="end"/>
+          </w:r>
+          <w:r>
+            <w:rPr>
+              <w:rFonts w:ascii="Avenir Next" w:hAnsi="Avenir Next" w:cs="Avenir Next" w:eastAsia="Avenir Next"/>
+              <w:color w:val="5A5F66"/>
+              <w:sz w:val="15"/>
+              <w:szCs w:val="15"/>
+            </w:rPr>
+            <w:t xml:space="preserve"> of </w:t>
+          </w:r>
+          <w:r>
+            <w:rPr>
+              <w:rFonts w:ascii="Avenir Next" w:hAnsi="Avenir Next" w:cs="Avenir Next" w:eastAsia="Avenir Next"/>
+              <w:color w:val="5A5F66"/>
+              <w:sz w:val="15"/>
+              <w:szCs w:val="15"/>
+            </w:rPr>
+            <w:fldChar w:fldCharType="begin"/>
+          </w:r>
+          <w:r>
+            <w:rPr>
+              <w:rFonts w:ascii="Avenir Next" w:hAnsi="Avenir Next" w:cs="Avenir Next" w:eastAsia="Avenir Next"/>
+              <w:color w:val="5A5F66"/>
+              <w:sz w:val="15"/>
+              <w:szCs w:val="15"/>
+            </w:rPr>
+            <w:instrText xml:space="preserve"> NUMPAGES </w:instrText>
+          </w:r>
+          <w:r>
+            <w:rPr>
+              <w:rFonts w:ascii="Avenir Next" w:hAnsi="Avenir Next" w:cs="Avenir Next" w:eastAsia="Avenir Next"/>
+              <w:color w:val="5A5F66"/>
+              <w:sz w:val="15"/>
+              <w:szCs w:val="15"/>
+            </w:rPr>
+            <w:fldChar w:fldCharType="separate"/>
+          </w:r>
+          <w:r>
+            <w:rPr>
+              <w:rFonts w:ascii="Avenir Next" w:hAnsi="Avenir Next" w:cs="Avenir Next" w:eastAsia="Avenir Next"/>
+              <w:color w:val="5A5F66"/>
+              <w:sz w:val="15"/>
+              <w:szCs w:val="15"/>
+            </w:rPr>
+            <w:t xml:space="preserve">1</w:t>
+          </w:r>
+          <w:r>
+            <w:rPr>
+              <w:rFonts w:ascii="Avenir Next" w:hAnsi="Avenir Next" w:cs="Avenir Next" w:eastAsia="Avenir Next"/>
+              <w:color w:val="5A5F66"/>
+              <w:sz w:val="15"/>
+              <w:szCs w:val="15"/>
+            </w:rPr>
+            <w:fldChar w:fldCharType="end"/>
           </w:r>
         </w:p>
       </w:tc>
@@ -4697,5 +4804,23 @@
       </w:tblCellMar>
     </w:tblPr>
   </w:style>
+  <w:style w:type="paragraph" w:styleId="Heading1">
+    <w:name w:val="heading 1"/>
+    <w:basedOn w:val="Normal"/>
+    <w:pPr>
+      <w:outlineLvl w:val="0"/>
+      <w:keepNext w:val="0"/>
+      <w:keepLines w:val="0"/>
+    </w:pPr>
+  </w:style>
+  <w:style w:type="paragraph" w:styleId="Heading2">
+    <w:name w:val="heading 2"/>
+    <w:basedOn w:val="Normal"/>
+    <w:pPr>
+      <w:outlineLvl w:val="1"/>
+      <w:keepNext w:val="0"/>
+      <w:keepLines w:val="0"/>
+    </w:pPr>
+  </w:style>
 </w:styles>
 </file>